--- a/基于JavaScript的街舞信息共享平台设计与实现_改写.docx
+++ b/基于JavaScript的街舞信息共享平台设计与实现_改写.docx
@@ -2366,69 +2366,16 @@
           <w14:ligatures w14:val="standardContextual"/>
         </w:rPr>
       </w:pPr>
-      <w:hyperlink w:anchor="_Toc227929735" w:history="1">
-        <w:r>
-          <w:rPr>
-            <w:rStyle w:val="a9"/>
-            <w:rFonts w:hint="eastAsia"/>
-          </w:rPr>
-          <w:t xml:space="preserve">2.3 </w:t>
-        </w:r>
-        <w:r>
-          <w:rPr>
-            <w:rStyle w:val="a9"/>
-            <w:rFonts w:hint="eastAsia"/>
-          </w:rPr>
-          <w:t>用户需求调研分析</w:t>
-        </w:r>
-        <w:r>
-          <w:rPr>
-            <w:rFonts w:hint="eastAsia"/>
-          </w:rPr>
-          <w:tab/>
-        </w:r>
-        <w:r>
-          <w:rPr>
-            <w:rFonts w:hint="eastAsia"/>
-          </w:rPr>
-          <w:fldChar w:fldCharType="begin"/>
-        </w:r>
-        <w:r>
-          <w:rPr>
-            <w:rFonts w:hint="eastAsia"/>
-          </w:rPr>
-          <w:instrText xml:space="preserve"> </w:instrText>
-        </w:r>
-        <w:r>
-          <w:instrText>PAGEREF _Toc227929735 \h</w:instrText>
-        </w:r>
-        <w:r>
-          <w:rPr>
-            <w:rFonts w:hint="eastAsia"/>
-          </w:rPr>
-          <w:instrText xml:space="preserve"> </w:instrText>
-        </w:r>
-        <w:r>
-          <w:rPr>
-            <w:rFonts w:hint="eastAsia"/>
-          </w:rPr>
-        </w:r>
-        <w:r>
-          <w:rPr>
-            <w:rFonts w:hint="eastAsia"/>
-          </w:rPr>
-          <w:fldChar w:fldCharType="separate"/>
-        </w:r>
-        <w:r>
-          <w:t>- 9 -</w:t>
-        </w:r>
-        <w:r>
-          <w:rPr>
-            <w:rFonts w:hint="eastAsia"/>
-          </w:rPr>
-          <w:fldChar w:fldCharType="end"/>
-        </w:r>
-      </w:hyperlink>
+      <w:r>
+        <w:t xml:space="preserve">2.3 </w:t>
+      </w:r>
+      <w:r>
+        <w:t>用户需求调研分析</w:t>
+      </w:r>
+      <w:r>
+        <w:tab/>
+        <w:t>- 9 -</w:t>
+      </w:r>
     </w:p>
     <w:p>
       <w:pPr>
@@ -2443,69 +2390,16 @@
           <w14:ligatures w14:val="standardContextual"/>
         </w:rPr>
       </w:pPr>
-      <w:hyperlink w:anchor="_Toc227929736" w:history="1">
-        <w:r>
-          <w:rPr>
-            <w:rStyle w:val="a9"/>
-            <w:rFonts w:hint="eastAsia"/>
-          </w:rPr>
-          <w:t xml:space="preserve">2.3.1 </w:t>
-        </w:r>
-        <w:r>
-          <w:rPr>
-            <w:rStyle w:val="a9"/>
-            <w:rFonts w:hint="eastAsia"/>
-          </w:rPr>
-          <w:t>用户角色分析</w:t>
-        </w:r>
-        <w:r>
-          <w:rPr>
-            <w:rFonts w:hint="eastAsia"/>
-          </w:rPr>
-          <w:tab/>
-        </w:r>
-        <w:r>
-          <w:rPr>
-            <w:rFonts w:hint="eastAsia"/>
-          </w:rPr>
-          <w:fldChar w:fldCharType="begin"/>
-        </w:r>
-        <w:r>
-          <w:rPr>
-            <w:rFonts w:hint="eastAsia"/>
-          </w:rPr>
-          <w:instrText xml:space="preserve"> </w:instrText>
-        </w:r>
-        <w:r>
-          <w:instrText>PAGEREF _Toc227929736 \h</w:instrText>
-        </w:r>
-        <w:r>
-          <w:rPr>
-            <w:rFonts w:hint="eastAsia"/>
-          </w:rPr>
-          <w:instrText xml:space="preserve"> </w:instrText>
-        </w:r>
-        <w:r>
-          <w:rPr>
-            <w:rFonts w:hint="eastAsia"/>
-          </w:rPr>
-        </w:r>
-        <w:r>
-          <w:rPr>
-            <w:rFonts w:hint="eastAsia"/>
-          </w:rPr>
-          <w:fldChar w:fldCharType="separate"/>
-        </w:r>
-        <w:r>
-          <w:t>- 9 -</w:t>
-        </w:r>
-        <w:r>
-          <w:rPr>
-            <w:rFonts w:hint="eastAsia"/>
-          </w:rPr>
-          <w:fldChar w:fldCharType="end"/>
-        </w:r>
-      </w:hyperlink>
+      <w:r>
+        <w:t xml:space="preserve">2.3.1 </w:t>
+      </w:r>
+      <w:r>
+        <w:t>用户角色分析</w:t>
+      </w:r>
+      <w:r>
+        <w:tab/>
+        <w:t>- 9 -</w:t>
+      </w:r>
     </w:p>
     <w:p>
       <w:pPr>
@@ -2520,69 +2414,16 @@
           <w14:ligatures w14:val="standardContextual"/>
         </w:rPr>
       </w:pPr>
-      <w:hyperlink w:anchor="_Toc227929737" w:history="1">
-        <w:r>
-          <w:rPr>
-            <w:rStyle w:val="a9"/>
-            <w:rFonts w:hint="eastAsia"/>
-          </w:rPr>
-          <w:t xml:space="preserve">2.3.2 </w:t>
-        </w:r>
-        <w:r>
-          <w:rPr>
-            <w:rStyle w:val="a9"/>
-            <w:rFonts w:hint="eastAsia"/>
-          </w:rPr>
-          <w:t>功能性需求</w:t>
-        </w:r>
-        <w:r>
-          <w:rPr>
-            <w:rFonts w:hint="eastAsia"/>
-          </w:rPr>
-          <w:tab/>
-        </w:r>
-        <w:r>
-          <w:rPr>
-            <w:rFonts w:hint="eastAsia"/>
-          </w:rPr>
-          <w:fldChar w:fldCharType="begin"/>
-        </w:r>
-        <w:r>
-          <w:rPr>
-            <w:rFonts w:hint="eastAsia"/>
-          </w:rPr>
-          <w:instrText xml:space="preserve"> </w:instrText>
-        </w:r>
-        <w:r>
-          <w:instrText>PAGEREF _Toc227929737 \h</w:instrText>
-        </w:r>
-        <w:r>
-          <w:rPr>
-            <w:rFonts w:hint="eastAsia"/>
-          </w:rPr>
-          <w:instrText xml:space="preserve"> </w:instrText>
-        </w:r>
-        <w:r>
-          <w:rPr>
-            <w:rFonts w:hint="eastAsia"/>
-          </w:rPr>
-        </w:r>
-        <w:r>
-          <w:rPr>
-            <w:rFonts w:hint="eastAsia"/>
-          </w:rPr>
-          <w:fldChar w:fldCharType="separate"/>
-        </w:r>
-        <w:r>
-          <w:t>- 9 -</w:t>
-        </w:r>
-        <w:r>
-          <w:rPr>
-            <w:rFonts w:hint="eastAsia"/>
-          </w:rPr>
-          <w:fldChar w:fldCharType="end"/>
-        </w:r>
-      </w:hyperlink>
+      <w:r>
+        <w:t xml:space="preserve">2.3.2 </w:t>
+      </w:r>
+      <w:r>
+        <w:t>功能性需求</w:t>
+      </w:r>
+      <w:r>
+        <w:tab/>
+        <w:t>- 10 -</w:t>
+      </w:r>
     </w:p>
     <w:p>
       <w:pPr>
@@ -2597,69 +2438,32 @@
           <w14:ligatures w14:val="standardContextual"/>
         </w:rPr>
       </w:pPr>
-      <w:hyperlink w:anchor="_Toc227929738" w:history="1">
-        <w:r>
-          <w:rPr>
-            <w:rStyle w:val="a9"/>
-            <w:rFonts w:hint="eastAsia"/>
-          </w:rPr>
-          <w:t xml:space="preserve">2.3.3 </w:t>
-        </w:r>
-        <w:r>
-          <w:rPr>
-            <w:rStyle w:val="a9"/>
-            <w:rFonts w:hint="eastAsia"/>
-          </w:rPr>
-          <w:t>非功能性需求</w:t>
-        </w:r>
-        <w:r>
-          <w:rPr>
-            <w:rFonts w:hint="eastAsia"/>
-          </w:rPr>
-          <w:tab/>
-        </w:r>
-        <w:r>
-          <w:rPr>
-            <w:rFonts w:hint="eastAsia"/>
-          </w:rPr>
-          <w:fldChar w:fldCharType="begin"/>
-        </w:r>
-        <w:r>
-          <w:rPr>
-            <w:rFonts w:hint="eastAsia"/>
-          </w:rPr>
-          <w:instrText xml:space="preserve"> </w:instrText>
-        </w:r>
-        <w:r>
-          <w:instrText>PAGEREF _Toc227929738 \h</w:instrText>
-        </w:r>
-        <w:r>
-          <w:rPr>
-            <w:rFonts w:hint="eastAsia"/>
-          </w:rPr>
-          <w:instrText xml:space="preserve"> </w:instrText>
-        </w:r>
-        <w:r>
-          <w:rPr>
-            <w:rFonts w:hint="eastAsia"/>
-          </w:rPr>
-        </w:r>
-        <w:r>
-          <w:rPr>
-            <w:rFonts w:hint="eastAsia"/>
-          </w:rPr>
-          <w:fldChar w:fldCharType="separate"/>
-        </w:r>
-        <w:r>
-          <w:t>- 9 -</w:t>
-        </w:r>
-        <w:r>
-          <w:rPr>
-            <w:rFonts w:hint="eastAsia"/>
-          </w:rPr>
-          <w:fldChar w:fldCharType="end"/>
-        </w:r>
-      </w:hyperlink>
+      <w:r>
+        <w:t xml:space="preserve">2.3.3 </w:t>
+      </w:r>
+      <w:r>
+        <w:t>非功能性需求</w:t>
+      </w:r>
+      <w:r>
+        <w:tab/>
+        <w:t>- 11 -</w:t>
+      </w:r>
+    </w:p>
+    <w:p>
+      <w:pPr>
+        <w:pStyle w:val="TOC3"/>
+        <w:ind w:left="960" w:firstLine="480"/>
+      </w:pPr>
+      <w:r>
+        <w:t xml:space="preserve">2.3.4 </w:t>
+      </w:r>
+      <w:r>
+        <w:t>需求优先级与业务边界</w:t>
+      </w:r>
+      <w:r>
+        <w:tab/>
+        <w:t>- 12 -</w:t>
+      </w:r>
     </w:p>
     <w:p>
       <w:pPr>
@@ -2674,69 +2478,16 @@
           <w14:ligatures w14:val="standardContextual"/>
         </w:rPr>
       </w:pPr>
-      <w:hyperlink w:anchor="_Toc227929739" w:history="1">
-        <w:r>
-          <w:rPr>
-            <w:rStyle w:val="a9"/>
-            <w:rFonts w:hint="eastAsia"/>
-          </w:rPr>
-          <w:t xml:space="preserve">2.4 </w:t>
-        </w:r>
-        <w:r>
-          <w:rPr>
-            <w:rStyle w:val="a9"/>
-            <w:rFonts w:hint="eastAsia"/>
-          </w:rPr>
-          <w:t>系统总体架构设计</w:t>
-        </w:r>
-        <w:r>
-          <w:rPr>
-            <w:rFonts w:hint="eastAsia"/>
-          </w:rPr>
-          <w:tab/>
-        </w:r>
-        <w:r>
-          <w:rPr>
-            <w:rFonts w:hint="eastAsia"/>
-          </w:rPr>
-          <w:fldChar w:fldCharType="begin"/>
-        </w:r>
-        <w:r>
-          <w:rPr>
-            <w:rFonts w:hint="eastAsia"/>
-          </w:rPr>
-          <w:instrText xml:space="preserve"> </w:instrText>
-        </w:r>
-        <w:r>
-          <w:instrText>PAGEREF _Toc227929739 \h</w:instrText>
-        </w:r>
-        <w:r>
-          <w:rPr>
-            <w:rFonts w:hint="eastAsia"/>
-          </w:rPr>
-          <w:instrText xml:space="preserve"> </w:instrText>
-        </w:r>
-        <w:r>
-          <w:rPr>
-            <w:rFonts w:hint="eastAsia"/>
-          </w:rPr>
-        </w:r>
-        <w:r>
-          <w:rPr>
-            <w:rFonts w:hint="eastAsia"/>
-          </w:rPr>
-          <w:fldChar w:fldCharType="separate"/>
-        </w:r>
-        <w:r>
-          <w:t>- 9 -</w:t>
-        </w:r>
-        <w:r>
-          <w:rPr>
-            <w:rFonts w:hint="eastAsia"/>
-          </w:rPr>
-          <w:fldChar w:fldCharType="end"/>
-        </w:r>
-      </w:hyperlink>
+      <w:r>
+        <w:t xml:space="preserve">2.4 </w:t>
+      </w:r>
+      <w:r>
+        <w:t>系统总体架构设计</w:t>
+      </w:r>
+      <w:r>
+        <w:tab/>
+        <w:t>- 13 -</w:t>
+      </w:r>
     </w:p>
     <w:p>
       <w:pPr>
@@ -3368,7 +3119,15 @@
         </w:rPr>
       </w:pPr>
       <w:r>
-        <w:t>第三章 系统分析</w:t>
+        <w:t>第三章</w:t>
+      </w:r>
+      <w:r>
+        <w:t xml:space="preserve"> </w:t>
+      </w:r>
+      <w:r>
+        <w:t>系统分析</w:t>
+      </w:r>
+      <w:r>
         <w:tab/>
         <w:t>- 14 -</w:t>
       </w:r>
@@ -3387,7 +3146,12 @@
         </w:rPr>
       </w:pPr>
       <w:r>
-        <w:t>3.1 系统用例分析</w:t>
+        <w:t xml:space="preserve">3.1 </w:t>
+      </w:r>
+      <w:r>
+        <w:t>系统用例分析</w:t>
+      </w:r>
+      <w:r>
         <w:tab/>
         <w:t>- 14 -</w:t>
       </w:r>
@@ -3406,7 +3170,12 @@
         </w:rPr>
       </w:pPr>
       <w:r>
-        <w:t>3.2 系统业务流程分析</w:t>
+        <w:t xml:space="preserve">3.2 </w:t>
+      </w:r>
+      <w:r>
+        <w:t>系统业务流程分析</w:t>
+      </w:r>
+      <w:r>
         <w:tab/>
         <w:t>- 15 -</w:t>
       </w:r>
@@ -3417,7 +3186,7 @@
         <w:tabs>
           <w:tab w:val="right" w:leader="dot" w:pos="8296"/>
         </w:tabs>
-        <w:ind w:left="960" w:firstLine="480"/>
+        <w:ind w:firstLineChars="177" w:firstLine="425"/>
         <w:rPr>
           <w:rFonts w:asciiTheme="minorHAnsi" w:eastAsiaTheme="minorEastAsia" w:hAnsiTheme="minorHAnsi"/>
           <w:sz w:val="22"/>
@@ -3425,7 +3194,15 @@
         </w:rPr>
       </w:pPr>
       <w:r>
-        <w:t>第四章 系统实现</w:t>
+        <w:t>第四章</w:t>
+      </w:r>
+      <w:r>
+        <w:t xml:space="preserve"> </w:t>
+      </w:r>
+      <w:r>
+        <w:t>系统实现</w:t>
+      </w:r>
+      <w:r>
         <w:tab/>
         <w:t>- 17 -</w:t>
       </w:r>
@@ -3436,7 +3213,7 @@
         <w:tabs>
           <w:tab w:val="right" w:leader="dot" w:pos="8296"/>
         </w:tabs>
-        <w:ind w:left="960" w:firstLine="480"/>
+        <w:ind w:left="480" w:firstLine="480"/>
         <w:rPr>
           <w:rFonts w:asciiTheme="minorHAnsi" w:eastAsiaTheme="minorEastAsia" w:hAnsiTheme="minorHAnsi"/>
           <w:sz w:val="22"/>
@@ -3444,7 +3221,12 @@
         </w:rPr>
       </w:pPr>
       <w:r>
-        <w:t>4.1 系统开发环境搭建</w:t>
+        <w:t xml:space="preserve">4.1 </w:t>
+      </w:r>
+      <w:r>
+        <w:t>系统开发环境搭建</w:t>
+      </w:r>
+      <w:r>
         <w:tab/>
         <w:t>- 17 -</w:t>
       </w:r>
@@ -3463,7 +3245,13 @@
         </w:rPr>
       </w:pPr>
       <w:r>
-        <w:t>4.2.1 用户认证与个人中心实现</w:t>
+        <w:lastRenderedPageBreak/>
+        <w:t xml:space="preserve">4.2.1 </w:t>
+      </w:r>
+      <w:r>
+        <w:t>用户认证与个人中心实现</w:t>
+      </w:r>
+      <w:r>
         <w:tab/>
         <w:t>- 18 -</w:t>
       </w:r>
@@ -3482,7 +3270,12 @@
         </w:rPr>
       </w:pPr>
       <w:r>
-        <w:t>4.2.2 活动模块实现</w:t>
+        <w:t xml:space="preserve">4.2.2 </w:t>
+      </w:r>
+      <w:r>
+        <w:t>活动模块实现</w:t>
+      </w:r>
+      <w:r>
         <w:tab/>
         <w:t>- 19 -</w:t>
       </w:r>
@@ -3501,7 +3294,12 @@
         </w:rPr>
       </w:pPr>
       <w:r>
-        <w:t>4.2.3 视频模块实现</w:t>
+        <w:t xml:space="preserve">4.2.3 </w:t>
+      </w:r>
+      <w:r>
+        <w:t>视频模块实现</w:t>
+      </w:r>
+      <w:r>
         <w:tab/>
         <w:t>- 20 -</w:t>
       </w:r>
@@ -3520,7 +3318,12 @@
         </w:rPr>
       </w:pPr>
       <w:r>
-        <w:t>4.2.4 社交聊天室实现</w:t>
+        <w:t xml:space="preserve">4.2.4 </w:t>
+      </w:r>
+      <w:r>
+        <w:t>社交聊天室实现</w:t>
+      </w:r>
+      <w:r>
         <w:tab/>
         <w:t>- 21 -</w:t>
       </w:r>
@@ -3531,7 +3334,7 @@
         <w:tabs>
           <w:tab w:val="right" w:leader="dot" w:pos="8296"/>
         </w:tabs>
-        <w:ind w:left="480" w:firstLine="480"/>
+        <w:ind w:left="960" w:firstLine="480"/>
         <w:rPr>
           <w:rFonts w:asciiTheme="minorHAnsi" w:eastAsiaTheme="minorEastAsia" w:hAnsiTheme="minorHAnsi"/>
           <w:sz w:val="22"/>
@@ -3539,7 +3342,12 @@
         </w:rPr>
       </w:pPr>
       <w:r>
-        <w:t>4.2.5 商城模块实现</w:t>
+        <w:t xml:space="preserve">4.2.5 </w:t>
+      </w:r>
+      <w:r>
+        <w:t>商城模块实现</w:t>
+      </w:r>
+      <w:r>
         <w:tab/>
         <w:t>- 22 -</w:t>
       </w:r>
@@ -3550,7 +3358,7 @@
         <w:tabs>
           <w:tab w:val="right" w:leader="dot" w:pos="8296"/>
         </w:tabs>
-        <w:ind w:left="480" w:firstLine="480"/>
+        <w:ind w:left="960" w:firstLine="480"/>
         <w:rPr>
           <w:rFonts w:asciiTheme="minorHAnsi" w:eastAsiaTheme="minorEastAsia" w:hAnsiTheme="minorHAnsi"/>
           <w:sz w:val="22"/>
@@ -3558,161 +3366,14 @@
         </w:rPr>
       </w:pPr>
       <w:r>
-        <w:t>4.2.6 首页与整体交互实现</w:t>
+        <w:t xml:space="preserve">4.2.6 </w:t>
+      </w:r>
+      <w:r>
+        <w:t>首页与整体交互实现</w:t>
+      </w:r>
+      <w:r>
         <w:tab/>
         <w:t>- 23 -</w:t>
-      </w:r>
-    </w:p>
-    <w:p>
-      <w:pPr>
-        <w:pStyle w:val="TOC2"/>
-        <w:tabs>
-          <w:tab w:val="right" w:leader="dot" w:pos="8296"/>
-        </w:tabs>
-        <w:ind w:firstLine="480"/>
-        <w:rPr>
-          <w:rFonts w:asciiTheme="minorHAnsi" w:eastAsiaTheme="minorEastAsia" w:hAnsiTheme="minorHAnsi"/>
-          <w:sz w:val="22"/>
-          <w14:ligatures w14:val="standardContextual"/>
-        </w:rPr>
-      </w:pPr>
-      <w:r>
-        <w:t>4.3 前后端接口联调</w:t>
-        <w:tab/>
-        <w:t>- 23 -</w:t>
-      </w:r>
-    </w:p>
-    <w:p>
-      <w:pPr>
-        <w:pStyle w:val="TOC1"/>
-        <w:tabs>
-          <w:tab w:val="right" w:leader="dot" w:pos="8296"/>
-        </w:tabs>
-        <w:ind w:left="480" w:firstLine="480"/>
-        <w:rPr>
-          <w:rFonts w:asciiTheme="minorHAnsi" w:eastAsiaTheme="minorEastAsia" w:hAnsiTheme="minorHAnsi"/>
-          <w:sz w:val="22"/>
-          <w14:ligatures w14:val="standardContextual"/>
-        </w:rPr>
-      </w:pPr>
-      <w:r>
-        <w:t>第五章 系统测试</w:t>
-        <w:tab/>
-        <w:t>- 24 -</w:t>
-      </w:r>
-    </w:p>
-    <w:p>
-      <w:pPr>
-        <w:pStyle w:val="TOC1"/>
-        <w:tabs>
-          <w:tab w:val="right" w:leader="dot" w:pos="8296"/>
-        </w:tabs>
-        <w:ind w:left="480" w:firstLine="480"/>
-        <w:rPr>
-          <w:rFonts w:asciiTheme="minorHAnsi" w:eastAsiaTheme="minorEastAsia" w:hAnsiTheme="minorHAnsi"/>
-          <w:sz w:val="22"/>
-          <w14:ligatures w14:val="standardContextual"/>
-        </w:rPr>
-      </w:pPr>
-      <w:r>
-        <w:t>第六章 总结与反思</w:t>
-        <w:tab/>
-        <w:t>- 25 -</w:t>
-      </w:r>
-    </w:p>
-    <w:p>
-      <w:pPr>
-        <w:pStyle w:val="TOC1"/>
-        <w:tabs>
-          <w:tab w:val="right" w:leader="dot" w:pos="8296"/>
-        </w:tabs>
-        <w:ind w:firstLine="480"/>
-        <w:rPr>
-          <w:rFonts w:asciiTheme="minorHAnsi" w:eastAsiaTheme="minorEastAsia" w:hAnsiTheme="minorHAnsi"/>
-          <w:sz w:val="22"/>
-          <w14:ligatures w14:val="standardContextual"/>
-        </w:rPr>
-      </w:pPr>
-      <w:r>
-        <w:t>结束语</w:t>
-        <w:tab/>
-        <w:t>- 26 -</w:t>
-      </w:r>
-    </w:p>
-    <w:p>
-      <w:pPr>
-        <w:pStyle w:val="TOC1"/>
-        <w:tabs>
-          <w:tab w:val="right" w:leader="dot" w:pos="8296"/>
-        </w:tabs>
-        <w:ind w:firstLine="480"/>
-        <w:rPr>
-          <w:rFonts w:asciiTheme="minorHAnsi" w:eastAsiaTheme="minorEastAsia" w:hAnsiTheme="minorHAnsi"/>
-          <w:sz w:val="22"/>
-          <w14:ligatures w14:val="standardContextual"/>
-        </w:rPr>
-      </w:pPr>
-      <w:r>
-        <w:t>致谢</w:t>
-        <w:tab/>
-        <w:t>- 27 -</w:t>
-      </w:r>
-    </w:p>
-    <w:p>
-      <w:pPr>
-        <w:pStyle w:val="TOC1"/>
-        <w:tabs>
-          <w:tab w:val="right" w:leader="dot" w:pos="8296"/>
-        </w:tabs>
-        <w:ind w:firstLine="480"/>
-        <w:rPr>
-          <w:rFonts w:asciiTheme="minorHAnsi" w:eastAsiaTheme="minorEastAsia" w:hAnsiTheme="minorHAnsi"/>
-          <w:sz w:val="22"/>
-          <w14:ligatures w14:val="standardContextual"/>
-        </w:rPr>
-      </w:pPr>
-      <w:r>
-        <w:t>参考文献</w:t>
-        <w:tab/>
-        <w:t>- 28 -</w:t>
-      </w:r>
-    </w:p>
-    <w:p>
-      <w:pPr>
-        <w:pStyle w:val="TOC1"/>
-        <w:tabs>
-          <w:tab w:val="right" w:leader="dot" w:pos="8296"/>
-        </w:tabs>
-        <w:ind w:firstLine="480"/>
-        <w:rPr>
-          <w:rFonts w:asciiTheme="minorHAnsi" w:eastAsiaTheme="minorEastAsia" w:hAnsiTheme="minorHAnsi"/>
-          <w:sz w:val="22"/>
-          <w14:ligatures w14:val="standardContextual"/>
-        </w:rPr>
-      </w:pPr>
-      <w:r>
-        <w:t>附录</w:t>
-        <w:tab/>
-        <w:t>- 29 -</w:t>
-      </w:r>
-    </w:p>
-    <w:p>
-      <w:pPr>
-        <w:pStyle w:val="TOC1"/>
-        <w:tabs>
-          <w:tab w:val="right" w:leader="dot" w:pos="8296"/>
-        </w:tabs>
-        <w:ind w:firstLine="480"/>
-        <w:rPr>
-          <w:rFonts w:asciiTheme="minorHAnsi" w:eastAsiaTheme="minorEastAsia" w:hAnsiTheme="minorHAnsi"/>
-          <w:sz w:val="22"/>
-          <w14:ligatures w14:val="standardContextual"/>
-        </w:rPr>
-      </w:pPr>
-      <w:r>
-        <w:t>第一章 代码展示</w:t>
-        <w:tab/>
-        <w:t>- 30 -</w:t>
       </w:r>
     </w:p>
     <w:p>
@@ -3729,9 +3390,227 @@
         </w:rPr>
       </w:pPr>
       <w:r>
-        <w:t>1.1 前端主路由与页面入口代码</w:t>
+        <w:t xml:space="preserve">4.3 </w:t>
+      </w:r>
+      <w:r>
+        <w:t>前后端接口联调</w:t>
+      </w:r>
+      <w:r>
+        <w:tab/>
+        <w:t>- 23 -</w:t>
+      </w:r>
+    </w:p>
+    <w:p>
+      <w:pPr>
+        <w:pStyle w:val="TOC1"/>
+        <w:tabs>
+          <w:tab w:val="right" w:leader="dot" w:pos="8296"/>
+        </w:tabs>
+        <w:ind w:left="480" w:firstLineChars="36" w:firstLine="86"/>
+        <w:rPr>
+          <w:rFonts w:asciiTheme="minorHAnsi" w:eastAsiaTheme="minorEastAsia" w:hAnsiTheme="minorHAnsi"/>
+          <w:sz w:val="22"/>
+          <w14:ligatures w14:val="standardContextual"/>
+        </w:rPr>
+      </w:pPr>
+      <w:r>
+        <w:t>第五章</w:t>
+      </w:r>
+      <w:r>
+        <w:t xml:space="preserve"> </w:t>
+      </w:r>
+      <w:r>
+        <w:t>系统测试</w:t>
+      </w:r>
+      <w:r>
+        <w:tab/>
+        <w:t>- 26 -</w:t>
+      </w:r>
+    </w:p>
+    <w:p>
+      <w:pPr>
+        <w:pStyle w:val="TOC2"/>
+        <w:ind w:left="480" w:firstLine="480"/>
+      </w:pPr>
+      <w:r>
+        <w:t xml:space="preserve">5.1 </w:t>
+      </w:r>
+      <w:r>
+        <w:t>测试环境与方法</w:t>
+      </w:r>
+      <w:r>
+        <w:tab/>
+        <w:t>- 26 -</w:t>
+      </w:r>
+    </w:p>
+    <w:p>
+      <w:pPr>
+        <w:pStyle w:val="TOC2"/>
+        <w:ind w:left="480" w:firstLine="480"/>
+      </w:pPr>
+      <w:r>
+        <w:t xml:space="preserve">5.2 </w:t>
+      </w:r>
+      <w:r>
+        <w:t>功能测试</w:t>
+      </w:r>
+      <w:r>
+        <w:tab/>
+        <w:t>- 26 -</w:t>
+      </w:r>
+    </w:p>
+    <w:p>
+      <w:pPr>
+        <w:pStyle w:val="TOC2"/>
+        <w:ind w:left="480" w:firstLine="480"/>
+      </w:pPr>
+      <w:r>
+        <w:t xml:space="preserve">5.3 </w:t>
+      </w:r>
+      <w:r>
+        <w:t>测试结果分析</w:t>
+      </w:r>
+      <w:r>
+        <w:tab/>
+        <w:t>- 27 -</w:t>
+      </w:r>
+    </w:p>
+    <w:p>
+      <w:pPr>
+        <w:pStyle w:val="TOC1"/>
+        <w:tabs>
+          <w:tab w:val="right" w:leader="dot" w:pos="8296"/>
+        </w:tabs>
+        <w:ind w:left="480" w:firstLineChars="36" w:firstLine="86"/>
+        <w:rPr>
+          <w:rFonts w:asciiTheme="minorHAnsi" w:eastAsiaTheme="minorEastAsia" w:hAnsiTheme="minorHAnsi"/>
+          <w:sz w:val="22"/>
+          <w14:ligatures w14:val="standardContextual"/>
+        </w:rPr>
+      </w:pPr>
+      <w:r>
+        <w:t>第六章</w:t>
+      </w:r>
+      <w:r>
+        <w:t xml:space="preserve"> </w:t>
+      </w:r>
+      <w:r>
+        <w:t>总结与反思</w:t>
+      </w:r>
+      <w:r>
+        <w:tab/>
+        <w:t>- 28 -</w:t>
+      </w:r>
+    </w:p>
+    <w:p>
+      <w:pPr>
+        <w:pStyle w:val="TOC1"/>
+        <w:tabs>
+          <w:tab w:val="right" w:leader="dot" w:pos="8296"/>
+        </w:tabs>
+        <w:ind w:firstLineChars="236" w:firstLine="566"/>
+        <w:rPr>
+          <w:rFonts w:asciiTheme="minorHAnsi" w:eastAsiaTheme="minorEastAsia" w:hAnsiTheme="minorHAnsi"/>
+          <w:sz w:val="22"/>
+          <w14:ligatures w14:val="standardContextual"/>
+        </w:rPr>
+      </w:pPr>
+      <w:r>
+        <w:t>结束语</w:t>
+      </w:r>
+      <w:r>
         <w:tab/>
         <w:t>- 30 -</w:t>
+      </w:r>
+    </w:p>
+    <w:p>
+      <w:pPr>
+        <w:pStyle w:val="TOC1"/>
+        <w:tabs>
+          <w:tab w:val="right" w:leader="dot" w:pos="8296"/>
+        </w:tabs>
+        <w:ind w:firstLineChars="236" w:firstLine="566"/>
+        <w:rPr>
+          <w:rFonts w:asciiTheme="minorHAnsi" w:eastAsiaTheme="minorEastAsia" w:hAnsiTheme="minorHAnsi"/>
+          <w:sz w:val="22"/>
+          <w14:ligatures w14:val="standardContextual"/>
+        </w:rPr>
+      </w:pPr>
+      <w:r>
+        <w:t>致谢</w:t>
+      </w:r>
+      <w:r>
+        <w:tab/>
+        <w:t>- 31 -</w:t>
+      </w:r>
+    </w:p>
+    <w:p>
+      <w:pPr>
+        <w:pStyle w:val="TOC1"/>
+        <w:tabs>
+          <w:tab w:val="right" w:leader="dot" w:pos="8296"/>
+        </w:tabs>
+        <w:ind w:firstLineChars="236" w:firstLine="566"/>
+        <w:rPr>
+          <w:rFonts w:asciiTheme="minorHAnsi" w:eastAsiaTheme="minorEastAsia" w:hAnsiTheme="minorHAnsi"/>
+          <w:sz w:val="22"/>
+          <w14:ligatures w14:val="standardContextual"/>
+        </w:rPr>
+      </w:pPr>
+      <w:r>
+        <w:t>参考文献</w:t>
+      </w:r>
+      <w:r>
+        <w:tab/>
+        <w:t>- 32 -</w:t>
+      </w:r>
+    </w:p>
+    <w:p>
+      <w:pPr>
+        <w:pStyle w:val="TOC1"/>
+        <w:tabs>
+          <w:tab w:val="right" w:leader="dot" w:pos="8296"/>
+        </w:tabs>
+        <w:ind w:firstLineChars="236" w:firstLine="566"/>
+        <w:rPr>
+          <w:rFonts w:asciiTheme="minorHAnsi" w:eastAsiaTheme="minorEastAsia" w:hAnsiTheme="minorHAnsi"/>
+          <w:sz w:val="22"/>
+          <w14:ligatures w14:val="standardContextual"/>
+        </w:rPr>
+      </w:pPr>
+      <w:r>
+        <w:t>附录</w:t>
+      </w:r>
+      <w:r>
+        <w:tab/>
+        <w:t>- 33 -</w:t>
+      </w:r>
+    </w:p>
+    <w:p>
+      <w:pPr>
+        <w:pStyle w:val="TOC1"/>
+        <w:tabs>
+          <w:tab w:val="right" w:leader="dot" w:pos="8296"/>
+        </w:tabs>
+        <w:ind w:firstLineChars="236" w:firstLine="566"/>
+        <w:rPr>
+          <w:rFonts w:asciiTheme="minorHAnsi" w:eastAsiaTheme="minorEastAsia" w:hAnsiTheme="minorHAnsi"/>
+          <w:sz w:val="22"/>
+          <w14:ligatures w14:val="standardContextual"/>
+        </w:rPr>
+      </w:pPr>
+      <w:r>
+        <w:t>第一章</w:t>
+      </w:r>
+      <w:r>
+        <w:t xml:space="preserve"> </w:t>
+      </w:r>
+      <w:r>
+        <w:t>代码展示</w:t>
+      </w:r>
+      <w:r>
+        <w:tab/>
+        <w:t>- 34 -</w:t>
       </w:r>
     </w:p>
     <w:p>
@@ -3748,9 +3627,14 @@
         </w:rPr>
       </w:pPr>
       <w:r>
-        <w:t>1.2 首页数据加载与平台介绍代码</w:t>
+        <w:t xml:space="preserve">1.1 </w:t>
+      </w:r>
+      <w:r>
+        <w:t>前端主路由与页面入口代码</w:t>
+      </w:r>
+      <w:r>
         <w:tab/>
-        <w:t>- 32 -</w:t>
+        <w:t>- 30 -</w:t>
       </w:r>
     </w:p>
     <w:p>
@@ -3767,9 +3651,14 @@
         </w:rPr>
       </w:pPr>
       <w:r>
-        <w:t>1.3 活动模块前端页面代码</w:t>
+        <w:t xml:space="preserve">1.2 </w:t>
+      </w:r>
+      <w:r>
+        <w:t>首页数据加载与平台介绍代码</w:t>
+      </w:r>
+      <w:r>
         <w:tab/>
-        <w:t>- 34 -</w:t>
+        <w:t>- 32 -</w:t>
       </w:r>
     </w:p>
     <w:p>
@@ -3786,9 +3675,14 @@
         </w:rPr>
       </w:pPr>
       <w:r>
-        <w:t>1.4 商城模块前端页面代码</w:t>
+        <w:t xml:space="preserve">1.3 </w:t>
+      </w:r>
+      <w:r>
+        <w:t>活动模块前端页面代码</w:t>
+      </w:r>
+      <w:r>
         <w:tab/>
-        <w:t>- 37 -</w:t>
+        <w:t>- 34 -</w:t>
       </w:r>
     </w:p>
     <w:p>
@@ -3805,9 +3699,14 @@
         </w:rPr>
       </w:pPr>
       <w:r>
-        <w:t>1.5 前端统一请求封装代码</w:t>
+        <w:t xml:space="preserve">1.4 </w:t>
+      </w:r>
+      <w:r>
+        <w:t>商城模块前端页面代码</w:t>
+      </w:r>
+      <w:r>
         <w:tab/>
-        <w:t>- 42 -</w:t>
+        <w:t>- 37 -</w:t>
       </w:r>
     </w:p>
     <w:p>
@@ -3824,9 +3723,14 @@
         </w:rPr>
       </w:pPr>
       <w:r>
-        <w:t>1.6 Django 项目总路由配置代码</w:t>
+        <w:t xml:space="preserve">1.5 </w:t>
+      </w:r>
+      <w:r>
+        <w:t>前端统一请求封装代码</w:t>
+      </w:r>
+      <w:r>
         <w:tab/>
-        <w:t>- 43 -</w:t>
+        <w:t>- 42 -</w:t>
       </w:r>
     </w:p>
     <w:p>
@@ -3843,9 +3747,14 @@
         </w:rPr>
       </w:pPr>
       <w:r>
-        <w:t>1.7 用户模块核心视图代码</w:t>
+        <w:t xml:space="preserve">1.6 Django </w:t>
+      </w:r>
+      <w:r>
+        <w:t>项目总路由配置代码</w:t>
+      </w:r>
+      <w:r>
         <w:tab/>
-        <w:t>- 44 -</w:t>
+        <w:t>- 43 -</w:t>
       </w:r>
     </w:p>
     <w:p>
@@ -3862,9 +3771,14 @@
         </w:rPr>
       </w:pPr>
       <w:r>
-        <w:t>1.8 活动模块核心视图代码</w:t>
+        <w:t xml:space="preserve">1.7 </w:t>
+      </w:r>
+      <w:r>
+        <w:t>用户模块核心视图代码</w:t>
+      </w:r>
+      <w:r>
         <w:tab/>
-        <w:t>- 48 -</w:t>
+        <w:t>- 44 -</w:t>
       </w:r>
     </w:p>
     <w:p>
@@ -3881,9 +3795,14 @@
         </w:rPr>
       </w:pPr>
       <w:r>
-        <w:t>1.9 视频模块核心视图代码</w:t>
+        <w:t xml:space="preserve">1.8 </w:t>
+      </w:r>
+      <w:r>
+        <w:t>活动模块核心视图代码</w:t>
+      </w:r>
+      <w:r>
         <w:tab/>
-        <w:t>- 54 -</w:t>
+        <w:t>- 48 -</w:t>
       </w:r>
     </w:p>
     <w:p>
@@ -3900,9 +3819,14 @@
         </w:rPr>
       </w:pPr>
       <w:r>
-        <w:t>1.10 社交模块核心视图代码</w:t>
+        <w:t xml:space="preserve">1.9 </w:t>
+      </w:r>
+      <w:r>
+        <w:t>视频模块核心视图代码</w:t>
+      </w:r>
+      <w:r>
         <w:tab/>
-        <w:t>- 59 -</w:t>
+        <w:t>- 54 -</w:t>
       </w:r>
     </w:p>
     <w:p>
@@ -3919,9 +3843,14 @@
         </w:rPr>
       </w:pPr>
       <w:r>
-        <w:t>1.11 商城模块核心视图代码</w:t>
+        <w:t xml:space="preserve">1.10 </w:t>
+      </w:r>
+      <w:r>
+        <w:t>社交模块核心视图代码</w:t>
+      </w:r>
+      <w:r>
         <w:tab/>
-        <w:t>- 62 -</w:t>
+        <w:t>- 59 -</w:t>
       </w:r>
     </w:p>
     <w:p>
@@ -3938,9 +3867,14 @@
         </w:rPr>
       </w:pPr>
       <w:r>
-        <w:t>1.12 用户数据模型代码</w:t>
+        <w:t xml:space="preserve">1.11 </w:t>
+      </w:r>
+      <w:r>
+        <w:t>商城模块核心视图代码</w:t>
+      </w:r>
+      <w:r>
         <w:tab/>
-        <w:t>- 67 -</w:t>
+        <w:t>- 62 -</w:t>
       </w:r>
     </w:p>
     <w:p>
@@ -3957,9 +3891,14 @@
         </w:rPr>
       </w:pPr>
       <w:r>
-        <w:t>1.13 活动数据模型代码</w:t>
+        <w:t xml:space="preserve">1.12 </w:t>
+      </w:r>
+      <w:r>
+        <w:t>用户数据模型代码</w:t>
+      </w:r>
+      <w:r>
         <w:tab/>
-        <w:t>- 69 -</w:t>
+        <w:t>- 67 -</w:t>
       </w:r>
     </w:p>
     <w:p>
@@ -3976,9 +3915,14 @@
         </w:rPr>
       </w:pPr>
       <w:r>
-        <w:t>1.14 视频数据模型代码</w:t>
+        <w:t xml:space="preserve">1.13 </w:t>
+      </w:r>
+      <w:r>
+        <w:t>活动数据模型代码</w:t>
+      </w:r>
+      <w:r>
         <w:tab/>
-        <w:t>- 71 -</w:t>
+        <w:t>- 69 -</w:t>
       </w:r>
     </w:p>
     <w:p>
@@ -3995,9 +3939,14 @@
         </w:rPr>
       </w:pPr>
       <w:r>
-        <w:t>1.15 社交数据模型代码</w:t>
+        <w:t xml:space="preserve">1.14 </w:t>
+      </w:r>
+      <w:r>
+        <w:t>视频数据模型代码</w:t>
+      </w:r>
+      <w:r>
         <w:tab/>
-        <w:t>- 72 -</w:t>
+        <w:t>- 71 -</w:t>
       </w:r>
     </w:p>
     <w:p>
@@ -4014,9 +3963,14 @@
         </w:rPr>
       </w:pPr>
       <w:r>
-        <w:t>1.16 商城数据模型代码</w:t>
+        <w:t xml:space="preserve">1.15 </w:t>
+      </w:r>
+      <w:r>
+        <w:t>社交数据模型代码</w:t>
+      </w:r>
+      <w:r>
         <w:tab/>
-        <w:t>- 73 -</w:t>
+        <w:t>- 72 -</w:t>
       </w:r>
     </w:p>
     <w:p>
@@ -4033,18 +3987,23 @@
         </w:rPr>
       </w:pPr>
       <w:r>
-        <w:t>1.17 演示数据初始化命令代码</w:t>
+        <w:t xml:space="preserve">1.16 </w:t>
+      </w:r>
+      <w:r>
+        <w:t>商城数据模型代码</w:t>
+      </w:r>
+      <w:r>
         <w:tab/>
-        <w:t>- 75 -</w:t>
-      </w:r>
-    </w:p>
-    <w:p>
-      <w:pPr>
-        <w:pStyle w:val="TOC1"/>
+        <w:t>- 73 -</w:t>
+      </w:r>
+    </w:p>
+    <w:p>
+      <w:pPr>
+        <w:pStyle w:val="TOC2"/>
         <w:tabs>
           <w:tab w:val="right" w:leader="dot" w:pos="8296"/>
         </w:tabs>
-        <w:ind w:firstLine="480"/>
+        <w:ind w:left="480" w:firstLine="480"/>
         <w:rPr>
           <w:rFonts w:asciiTheme="minorHAnsi" w:eastAsiaTheme="minorEastAsia" w:hAnsiTheme="minorHAnsi"/>
           <w:sz w:val="22"/>
@@ -4052,16 +4011,49 @@
         </w:rPr>
       </w:pPr>
       <w:r>
-        <w:t>第二章 运行说明与接口摘要</w:t>
+        <w:t xml:space="preserve">1.17 </w:t>
+      </w:r>
+      <w:r>
+        <w:t>演示数据初始化命令代码</w:t>
+      </w:r>
+      <w:r>
         <w:tab/>
-        <w:t>- 82 -</w:t>
-      </w:r>
-    </w:p>
-    <w:p>
-      <w:pPr>
-        <w:ind w:firstLine="480"/>
-      </w:pPr>
-      <w:r>
+        <w:t>- 75 -</w:t>
+      </w:r>
+    </w:p>
+    <w:p>
+      <w:pPr>
+        <w:pStyle w:val="TOC1"/>
+        <w:tabs>
+          <w:tab w:val="right" w:leader="dot" w:pos="8296"/>
+        </w:tabs>
+        <w:ind w:firstLine="480"/>
+        <w:rPr>
+          <w:rFonts w:asciiTheme="minorHAnsi" w:eastAsiaTheme="minorEastAsia" w:hAnsiTheme="minorHAnsi"/>
+          <w:sz w:val="22"/>
+          <w14:ligatures w14:val="standardContextual"/>
+        </w:rPr>
+      </w:pPr>
+      <w:r>
+        <w:t>第二章</w:t>
+      </w:r>
+      <w:r>
+        <w:t xml:space="preserve"> </w:t>
+      </w:r>
+      <w:r>
+        <w:t>运行说明与接口摘要</w:t>
+      </w:r>
+      <w:r>
+        <w:tab/>
+        <w:t>- 86 -</w:t>
+      </w:r>
+    </w:p>
+    <w:p>
+      <w:pPr>
+        <w:ind w:firstLine="480"/>
+      </w:pPr>
+      <w:r>
+        <w:lastRenderedPageBreak/>
         <w:fldChar w:fldCharType="end"/>
       </w:r>
     </w:p>
@@ -4072,7 +4064,6 @@
       </w:pPr>
       <w:bookmarkStart w:id="3" w:name="_Toc227929721"/>
       <w:r>
-        <w:lastRenderedPageBreak/>
         <w:t>第一章</w:t>
       </w:r>
       <w:r>
@@ -4336,7 +4327,11 @@
         <w:t>应用技术在垂直场景下的重要实践。该平台旨在整合赛事、招聘、社交、电商等核心服务，通过系统化设计解决信息孤岛问题，促进街舞文化的传播与产业发展。</w:t>
       </w:r>
       <w:r>
-        <w:t>对用户的端点是平台搭建的平台，舞者以及爱好者们都在这里寻找他们的舞蹈舞</w:t>
+        <w:t>对用户的端点是平台搭建的平台，</w:t>
+      </w:r>
+      <w:r>
+        <w:lastRenderedPageBreak/>
+        <w:t>舞者以及爱好者们都在这里寻找他们的舞蹈舞</w:t>
       </w:r>
       <w:r>
         <w:rPr>
@@ -4345,11 +4340,7 @@
         <w:t>，</w:t>
       </w:r>
       <w:r>
-        <w:t>用户可以对赛事、商演、公开课、</w:t>
-      </w:r>
-      <w:r>
-        <w:lastRenderedPageBreak/>
-        <w:t>伴舞等信息进行查看、报名、收藏、签到</w:t>
+        <w:t>用户可以对赛事、商演、公开课、伴舞等信息进行查看、报名、收藏、签到</w:t>
       </w:r>
       <w:r>
         <w:rPr>
@@ -4700,7 +4691,14 @@
         <w:rPr>
           <w:rFonts w:hint="eastAsia"/>
         </w:rPr>
-        <w:t>随着我国互联网技术的迅速发展和移动智能终端的全面普及，信息共享平台在教育、娱乐、电子商务等多个领域得到了广泛关注和应用。在虚拟社区的研究中，张炫秋指出，信息质量、互动便利性以及用户参与感是影响虚拟社区活跃度的关键因素，这为垂直社区的功能设计提供了重要的理论依据</w:t>
+        <w:t>随着我国互联网技术的迅速发展和移动智能终端的全面普及，信息共享平台在教育、娱乐、电子商务等多个领域得到了广泛关注和应用。在虚拟社区的研究中，张炫秋指出，信息质量、互动便利性以及用户参与感是影响虚拟社区活跃度</w:t>
+      </w:r>
+      <w:r>
+        <w:rPr>
+          <w:rFonts w:hint="eastAsia"/>
+        </w:rPr>
+        <w:lastRenderedPageBreak/>
+        <w:t>的关键因素，这为垂直社区的功能设计提供了重要的理论依据</w:t>
       </w:r>
       <w:r>
         <w:rPr>
@@ -4713,14 +4711,7 @@
         <w:rPr>
           <w:rFonts w:hint="eastAsia"/>
         </w:rPr>
-        <w:t>。吴伟敏在其著</w:t>
-      </w:r>
-      <w:r>
-        <w:rPr>
-          <w:rFonts w:hint="eastAsia"/>
-        </w:rPr>
-        <w:lastRenderedPageBreak/>
-        <w:t>作中系统梳理了网站设计与开发的基础知识体系，为国内</w:t>
+        <w:t>。吴伟敏在其著作中系统梳理了网站设计与开发的基础知识体系，为国内</w:t>
       </w:r>
       <w:r>
         <w:rPr>
@@ -5591,11 +5582,9 @@
           <w:rFonts w:hint="eastAsia"/>
         </w:rPr>
       </w:pPr>
-      <w:bookmarkStart w:id="16" w:name="_Toc227929735"/>
       <w:r>
         <w:t>2.3 用户需求调研分析</w:t>
       </w:r>
-      <w:bookmarkEnd w:id="16"/>
     </w:p>
     <w:p>
       <w:pPr>
@@ -5604,11 +5593,9 @@
           <w:rFonts w:hint="eastAsia"/>
         </w:rPr>
       </w:pPr>
-      <w:bookmarkStart w:id="17" w:name="_Toc227929736"/>
       <w:r>
         <w:t>2.3.1 用户角色分析</w:t>
       </w:r>
-      <w:bookmarkEnd w:id="17"/>
     </w:p>
     <w:p>
       <w:pPr>
@@ -5617,6 +5604,48 @@
       </w:pPr>
       <w:r>
         <w:t>系统主要面向的用户有普通街舞爱好者、舞者用户、活动主办方、商城管理方。普通用户主要是浏览活动、看视频、进聊天室、买商品，舞者用户主要是发布作品、参加比赛或者公开课、与其它舞者交流，活动主办方主要是发布比赛、商演、表演、伴舞等各类活动并管理报名情况，商城管理方主要是维护商品信息、库存、订单状态。</w:t>
+      </w:r>
+    </w:p>
+    <w:p>
+      <w:pPr>
+        <w:ind w:firstLine="480"/>
+      </w:pPr>
+      <w:r>
+        <w:t>活动主办方的需求重点在于信息发布和报名管理。街舞活动往往涉及时间、地点、报名截止时间、活动类型、参与人数和签到状态等信息，如果只依赖聊天群或者海报传播，信息容易被覆盖，也不便于后续统计。系统通过活动发布、报名、签到和我的发布等功能，把活动组织过程中的关键数据集中保存，方便主办方查看活动状态，也方便参与者回看自己的报名记录。商城管理方的需求则集中在商品维护、库存展示、购物车、订单和支付状态管理，系统用模拟支付流程来表现交易闭环，满足毕业设计阶段对于业务流程完整性的展示要求。</w:t>
+      </w:r>
+    </w:p>
+    <w:p>
+      <w:pPr>
+        <w:ind w:firstLine="480"/>
+      </w:pPr>
+      <w:r>
+        <w:t>舞者用户的需求更强调展示和互动。该类用户希望通过视频模块展示自己的作品，通过评论和点赞获得反馈，也希望在活动模块中找到适合自己的比赛、表演、训练营或者交流机会。对于这类用户而言，平台不能只提供静态信息浏览，还需要让发布、收藏、评论、报名、个人中心统计等功能形成连续路径，使用户能够看到自己的参与记录和内容沉淀。</w:t>
+      </w:r>
+    </w:p>
+    <w:p>
+      <w:pPr>
+        <w:ind w:firstLine="480"/>
+      </w:pPr>
+      <w:r>
+        <w:t>从使用场景来看，普通街舞爱好者通常并不是一进入平台就马上完成注册，而是先通过首页、活动页、视频页和商城页了解平台内容。当用户发现自己感兴趣的比赛、公开课、舞蹈作品或者商品之后，才会进一步产生报名、评论、收藏、下单等需要身份识别的行为。因此，系统在需求设计上采用</w:t>
+      </w:r>
+      <w:r>
+        <w:t>“</w:t>
+      </w:r>
+      <w:r>
+        <w:t>公开浏览</w:t>
+      </w:r>
+      <w:r>
+        <w:t>+</w:t>
+      </w:r>
+      <w:r>
+        <w:t>关键操作登录</w:t>
+      </w:r>
+      <w:r>
+        <w:t>”</w:t>
+      </w:r>
+      <w:r>
+        <w:t>的方式，既降低第一次访问的门槛，也保证涉及个人数据、订单数据和报名数据的操作能够被准确记录。</w:t>
       </w:r>
     </w:p>
     <w:p>
@@ -5626,11 +5655,9 @@
           <w:rFonts w:hint="eastAsia"/>
         </w:rPr>
       </w:pPr>
-      <w:bookmarkStart w:id="18" w:name="_Toc227929737"/>
       <w:r>
         <w:t>2.3.2 功能性需求</w:t>
       </w:r>
-      <w:bookmarkEnd w:id="18"/>
     </w:p>
     <w:p>
       <w:pPr>
@@ -5638,7 +5665,49 @@
         <w:jc w:val="left"/>
       </w:pPr>
       <w:r>
-        <w:t>根据需求文档以及项目实现，系统的功能需求有用户注册、登录、退出、个人资料的维护；活动列表展示、活动发布、活动报名、签到、收藏、我的活动；视频列表展示、视频发布、详情查看、点赞、收藏、评论、我的视频；社交聊天室分类展示、房间详情查看、消息发送；商城商品展示、商品创建、加入购物车、创建订单、模拟支付、订单记录；个人中心统计用户发布、报名、视频、收藏、关注、订单等信息。</w:t>
+        <w:t>根据需求文档以及项目实现，系统的功能需求有用户注册、登录、退出、个人资料的维护；活动列表展示、活动发布、活动报名、签到、收藏、我的活动；视频列表展示、视频发布、详情查看、点赞、收藏、评论、我的视频；社交聊天室分类展示、房间详情查看、消息发送；商城商品展示、商品创建、加入购物车、创建订单、模拟支付、订单记录；个人中心统计用户发布、报名、视频、收藏、</w:t>
+      </w:r>
+      <w:r>
+        <w:lastRenderedPageBreak/>
+        <w:t>关注、订单等信息。</w:t>
+      </w:r>
+    </w:p>
+    <w:p>
+      <w:pPr>
+        <w:ind w:firstLine="480"/>
+      </w:pPr>
+      <w:r>
+        <w:t>在社交模块方面，系统需要提供不同分类的聊天室，如舞房招聘、舞蹈心得交流、比赛经验以及各舞种分类房间。用户可以在未登录状态下浏览房间和历史消息，登录后才能发送消息。这样的设计既保留了社区内容的开放性，也避免匿名消息造成数据混乱。商城模块则需要支持商品浏览、商品创建、加入购物车、创建订单、模拟支付和订单记录查询，其中库存检查、购物车清空、订单明细生成和支付状态更新是交易流程中最重要的几个步骤。</w:t>
+      </w:r>
+    </w:p>
+    <w:p>
+      <w:pPr>
+        <w:ind w:firstLine="480"/>
+      </w:pPr>
+      <w:r>
+        <w:t>在视频模块方面，用户需要浏览视频作品、查看作品详情、发布作品、点赞、收藏和评论。由于本系统是毕业设计原型，视频文件暂时以视频地址或文件路径的形式记录，没有引入真实的大文件上传、转码和对象存储服务，但仍然保留了作品标题、作品描述、点赞数、收藏数和评论列表等核心信息。该模块重点体现内容展示与互动反馈之间的关系，让街舞作品不再只是单向展示，而是能够形成交流。</w:t>
+      </w:r>
+    </w:p>
+    <w:p>
+      <w:pPr>
+        <w:ind w:firstLine="480"/>
+      </w:pPr>
+      <w:r>
+        <w:t>在活动模块方面，系统需要满足活动列表筛选、活动详情查看、活动发布、活动报名、取消重复报名校验、活动签到、活动收藏、我的发布和我的报名等需求。活动信息应包含标题、类型、地点、开始时间、结束时间、报名截止时间和活动描述等内容。系统在设计时需要考虑时间逻辑，例如报名截止时间不能晚于活动结束时间，活动开始时间和结束时间需要保持先后顺序，避免用户在页面上看到无法解释的异常活动。</w:t>
+      </w:r>
+    </w:p>
+    <w:p>
+      <w:pPr>
+        <w:ind w:firstLine="480"/>
+      </w:pPr>
+      <w:r>
+        <w:t>在用户模块方面，系统需要支持注册、登录、退出、当前用户信息获取和资料修改。注册时要保证用户名唯一、密码和确认密码一致，登录后需要通过</w:t>
+      </w:r>
+      <w:r>
+        <w:t>Session</w:t>
+      </w:r>
+      <w:r>
+        <w:t>保持访问状态。个人中心不仅展示用户的基础资料，还要聚合活动、视频、收藏、关注、订单等行为数据，使用户能够快速了解自己在平台中的参与情况。该模块是其他业务模块的身份基础，也是区分公开浏览和登录操作的关键。</w:t>
       </w:r>
     </w:p>
     <w:p>
@@ -5648,11 +5717,9 @@
           <w:rFonts w:hint="eastAsia"/>
         </w:rPr>
       </w:pPr>
-      <w:bookmarkStart w:id="19" w:name="_Toc227929738"/>
       <w:r>
         <w:t>2.3.3 非功能性需求</w:t>
       </w:r>
-      <w:bookmarkEnd w:id="19"/>
     </w:p>
     <w:p>
       <w:pPr>
@@ -5675,6 +5742,125 @@
       </w:r>
       <w:r>
         <w:t>实时聊天、真实文件上传、推荐算法。</w:t>
+      </w:r>
+    </w:p>
+    <w:p>
+      <w:pPr>
+        <w:ind w:firstLine="480"/>
+      </w:pPr>
+      <w:r>
+        <w:t>可维护性和可扩展性需求则体现在项目结构上。前端使用</w:t>
+      </w:r>
+      <w:r>
+        <w:t>React</w:t>
+      </w:r>
+      <w:r>
+        <w:t>页面和组件组织不同业务入口，后端按</w:t>
+      </w:r>
+      <w:r>
+        <w:t>users</w:t>
+      </w:r>
+      <w:r>
+        <w:t>、</w:t>
+      </w:r>
+      <w:r>
+        <w:t>activities</w:t>
+      </w:r>
+      <w:r>
+        <w:t>、</w:t>
+      </w:r>
+      <w:r>
+        <w:t>videos</w:t>
+      </w:r>
+      <w:r>
+        <w:t>、</w:t>
+      </w:r>
+      <w:r>
+        <w:t>social</w:t>
+      </w:r>
+      <w:r>
+        <w:t>、</w:t>
+      </w:r>
+      <w:r>
+        <w:t>mall</w:t>
+      </w:r>
+      <w:r>
+        <w:t>等应用拆分功能，数据库模型围绕用户、内容、互动和交易四类数据展开。后续如果要继续完善系统，可以在现有结构上加入真实文件上传、</w:t>
+      </w:r>
+      <w:r>
+        <w:t>WebSocket</w:t>
+      </w:r>
+      <w:r>
+        <w:t>实时消息、地图定位、</w:t>
+      </w:r>
+      <w:r>
+        <w:lastRenderedPageBreak/>
+        <w:t>支付平台、商品发货流程、标签检索和推荐算法，而不需要推翻当前的整体架构。</w:t>
+      </w:r>
+    </w:p>
+    <w:p>
+      <w:pPr>
+        <w:ind w:firstLine="480"/>
+      </w:pPr>
+      <w:r>
+        <w:t>安全性需求主要体现在权限控制和会话保持上。系统允许未登录用户浏览公开内容，但发布活动、报名活动、发表评论、发送聊天室消息、加入购物车、创建订单、查看个人中心等操作都必须依赖登录状态。前端统一请求封装需要携带会话凭证，后端接口需要根据当前用户判断是否允许继续执行。对于毕业设计系统而言，这种权限控制能够展示基本的访问保护思想，也能使演示数据更加清晰。</w:t>
+      </w:r>
+    </w:p>
+    <w:p>
+      <w:pPr>
+        <w:ind w:firstLine="480"/>
+      </w:pPr>
+      <w:r>
+        <w:t>可靠性需求主要体现在数据校验和流程完整上。活动报名需要判断用户是否登录、活动是否仍可报名、用户是否已经报名；商城下单需要判断购物车是否为空、商品是否存在、库存是否充足，并在创建订单时保证库存扣减和订单明细生成的一致性。视频评论、聊天室消息、用户资料修改等接口需要判断输入内容是否为空，避免无效数据进入数据库。</w:t>
+      </w:r>
+    </w:p>
+    <w:p>
+      <w:pPr>
+        <w:ind w:firstLine="480"/>
+      </w:pPr>
+      <w:r>
+        <w:t>易用性需求主要体现在页面入口清晰、操作路径短、反馈及时三个方面。首页需要让用户快速理解平台用途，活动、视频、社交、商城等导航应保持稳定，用户不需要经过复杂学习就能找到主要功能。对报名、收藏、评论、加入购物车、创建订单等操作，页面应及时给出成功或失败提示，避免用户重复点击或者误以为系统没有响应。</w:t>
+      </w:r>
+    </w:p>
+    <w:p>
+      <w:pPr>
+        <w:pStyle w:val="3"/>
+        <w:rPr>
+          <w:rFonts w:hint="eastAsia"/>
+        </w:rPr>
+      </w:pPr>
+      <w:r>
+        <w:t>2.3.4 需求优先级与业务边界</w:t>
+      </w:r>
+    </w:p>
+    <w:p>
+      <w:pPr>
+        <w:ind w:firstLine="480"/>
+      </w:pPr>
+      <w:r>
+        <w:t>结合毕业设计系统的规模和演示目标，本文将需求划分为核心需求、重要需求和扩展需求。核心需求包括用户登录注册、活动浏览报名、视频浏览互动、聊天室浏览发言、商城商品浏览和订单模拟支付，这些功能直接对应街舞信息共享平台的主要业务闭环，必须在系统中完整实现。重要需求包括个人中心统计、收藏、关注、我的发布、我的报名和我的订单等内容，这些功能能够增强用户连续使用平台的体验，也能体现系统对用户行为数据的整合能力。</w:t>
+      </w:r>
+    </w:p>
+    <w:p>
+      <w:pPr>
+        <w:ind w:firstLine="480"/>
+      </w:pPr>
+      <w:r>
+        <w:t>扩展需求包括真实视频上传、地图定位、活动推荐、</w:t>
+      </w:r>
+      <w:r>
+        <w:t>WebSocket</w:t>
+      </w:r>
+      <w:r>
+        <w:t>实时聊天、第三方支付、物流发货和后台审核等。由于这些功能涉及更多外部服务、服务器资源和安全策略，本文没有将其作为本次毕业设计的必做范围，而是在系统结构中保留后续扩展空间。这样的边界划分可以使系统在有限开发周期内保持功能闭环，同时避免因为过度追求复杂功能而影响核心模块的稳定性。</w:t>
+      </w:r>
+    </w:p>
+    <w:p>
+      <w:pPr>
+        <w:ind w:firstLine="480"/>
+      </w:pPr>
+      <w:r>
+        <w:t>从用户体验角度看，系统还需要明确登录触发时机。首页、活动列表、视频列表、聊天室列表和商城商品列表属于公开浏览内容，用户可以先了解平台；报名、发布、评论、发言、加购物车、创建订单和查看个人中心属于用户行为数据，需要登录后才能完成。该设计符合用户先浏览、再决定是否参与的实际习惯，也能减少强制登录带来的使用阻力。</w:t>
       </w:r>
     </w:p>
     <w:p>
@@ -5684,11 +5870,10 @@
           <w:rFonts w:hint="eastAsia"/>
         </w:rPr>
       </w:pPr>
-      <w:bookmarkStart w:id="20" w:name="_Toc227929739"/>
-      <w:r>
+      <w:r>
+        <w:lastRenderedPageBreak/>
         <w:t>2.4 系统总体架构设计</w:t>
       </w:r>
-      <w:bookmarkEnd w:id="20"/>
     </w:p>
     <w:p>
       <w:pPr>
@@ -6177,11 +6362,11 @@
           <w:rFonts w:hint="eastAsia"/>
         </w:rPr>
       </w:pPr>
-      <w:bookmarkStart w:id="21" w:name="_Toc227929740"/>
+      <w:bookmarkStart w:id="16" w:name="_Toc227929740"/>
       <w:r>
         <w:t>2.5 系统功能模块设计</w:t>
       </w:r>
-      <w:bookmarkEnd w:id="21"/>
+      <w:bookmarkEnd w:id="16"/>
     </w:p>
     <w:p>
       <w:pPr>
@@ -6190,11 +6375,11 @@
           <w:rFonts w:hint="eastAsia"/>
         </w:rPr>
       </w:pPr>
-      <w:bookmarkStart w:id="22" w:name="_Toc227929741"/>
+      <w:bookmarkStart w:id="17" w:name="_Toc227929741"/>
       <w:r>
         <w:t>2.5.1 用户模块</w:t>
       </w:r>
-      <w:bookmarkEnd w:id="22"/>
+      <w:bookmarkEnd w:id="17"/>
     </w:p>
     <w:p>
       <w:pPr>
@@ -6242,11 +6427,11 @@
           <w:rFonts w:hint="eastAsia"/>
         </w:rPr>
       </w:pPr>
-      <w:bookmarkStart w:id="23" w:name="_Toc227929742"/>
+      <w:bookmarkStart w:id="18" w:name="_Toc227929742"/>
       <w:r>
         <w:t>2.5.2 活动模块</w:t>
       </w:r>
-      <w:bookmarkEnd w:id="23"/>
+      <w:bookmarkEnd w:id="18"/>
     </w:p>
     <w:p>
       <w:pPr>
@@ -6292,11 +6477,11 @@
           <w:rFonts w:hint="eastAsia"/>
         </w:rPr>
       </w:pPr>
-      <w:bookmarkStart w:id="24" w:name="_Toc227929743"/>
+      <w:bookmarkStart w:id="19" w:name="_Toc227929743"/>
       <w:r>
         <w:t>2.5.3 视频模块</w:t>
       </w:r>
-      <w:bookmarkEnd w:id="24"/>
+      <w:bookmarkEnd w:id="19"/>
     </w:p>
     <w:p>
       <w:pPr>
@@ -6304,7 +6489,11 @@
         <w:jc w:val="left"/>
       </w:pPr>
       <w:r>
-        <w:t>视频模块用以展示街舞作品。用户可以发布作品标题、视频地址或者文件路径，其它用户可以看到该作品的详情、点赞、收藏、发表评论。视频</w:t>
+        <w:t>视频模块用以展示街舞作品。用户可以发布作品标题、视频地址或者文件路</w:t>
+      </w:r>
+      <w:r>
+        <w:lastRenderedPageBreak/>
+        <w:t>径，其它用户可以看到该作品的详情、点赞、收藏、发表评论。视频</w:t>
       </w:r>
       <w:proofErr w:type="gramStart"/>
       <w:r>
@@ -6336,11 +6525,11 @@
           <w:rFonts w:hint="eastAsia"/>
         </w:rPr>
       </w:pPr>
-      <w:bookmarkStart w:id="25" w:name="_Toc227929744"/>
+      <w:bookmarkStart w:id="20" w:name="_Toc227929744"/>
       <w:r>
         <w:t>2.5.4 社交模块</w:t>
       </w:r>
-      <w:bookmarkEnd w:id="25"/>
+      <w:bookmarkEnd w:id="20"/>
     </w:p>
     <w:p>
       <w:pPr>
@@ -6389,7 +6578,6 @@
         <w:t>和其他舞蹈分类等房间。用户可以看到房间列表、房间消息，登录之后可以发消息。目前实现使用普通的</w:t>
       </w:r>
       <w:r>
-        <w:lastRenderedPageBreak/>
         <w:t>HTTP</w:t>
       </w:r>
       <w:r>
@@ -6409,11 +6597,11 @@
           <w:rFonts w:hint="eastAsia"/>
         </w:rPr>
       </w:pPr>
-      <w:bookmarkStart w:id="26" w:name="_Toc227929745"/>
+      <w:bookmarkStart w:id="21" w:name="_Toc227929745"/>
       <w:r>
         <w:t>2.5.5 商城模块</w:t>
       </w:r>
-      <w:bookmarkEnd w:id="26"/>
+      <w:bookmarkEnd w:id="21"/>
     </w:p>
     <w:p>
       <w:pPr>
@@ -6431,11 +6619,11 @@
           <w:rFonts w:hint="eastAsia"/>
         </w:rPr>
       </w:pPr>
-      <w:bookmarkStart w:id="27" w:name="_Toc227929746"/>
+      <w:bookmarkStart w:id="22" w:name="_Toc227929746"/>
       <w:r>
         <w:t>2.5.6 前端页面模块</w:t>
       </w:r>
-      <w:bookmarkEnd w:id="27"/>
+      <w:bookmarkEnd w:id="22"/>
     </w:p>
     <w:p>
       <w:pPr>
@@ -6485,11 +6673,11 @@
           <w:rFonts w:hint="eastAsia"/>
         </w:rPr>
       </w:pPr>
-      <w:bookmarkStart w:id="28" w:name="_Toc227929747"/>
+      <w:bookmarkStart w:id="23" w:name="_Toc227929747"/>
       <w:r>
         <w:t>2.6 数据库表结构设计</w:t>
       </w:r>
-      <w:bookmarkEnd w:id="28"/>
+      <w:bookmarkEnd w:id="23"/>
     </w:p>
     <w:p>
       <w:pPr>
@@ -6953,6 +7141,7 @@
                 <w:sz w:val="21"/>
                 <w:szCs w:val="21"/>
               </w:rPr>
+              <w:lastRenderedPageBreak/>
               <w:t>activities_activity</w:t>
             </w:r>
             <w:proofErr w:type="spellEnd"/>
@@ -7381,7 +7570,6 @@
                 <w:sz w:val="21"/>
                 <w:szCs w:val="21"/>
               </w:rPr>
-              <w:lastRenderedPageBreak/>
               <w:t>videos_videocomment</w:t>
             </w:r>
             <w:proofErr w:type="spellEnd"/>
@@ -8227,7 +8415,14 @@
         <w:spacing w:before="0" w:after="0"/>
       </w:pPr>
       <w:r>
-        <w:t>第三章 系统分析</w:t>
+        <w:lastRenderedPageBreak/>
+        <w:t>第三章</w:t>
+      </w:r>
+      <w:r>
+        <w:t xml:space="preserve"> </w:t>
+      </w:r>
+      <w:r>
+        <w:t>系统分析</w:t>
       </w:r>
     </w:p>
     <w:p>
@@ -8267,7 +8462,7 @@
           <w:noProof/>
         </w:rPr>
         <w:drawing>
-          <wp:inline distT="0" distB="0" distL="0" distR="0" wp14:anchorId="7F45BB57" wp14:editId="38A6EC7A">
+          <wp:inline distT="0" distB="0" distL="0" distR="0" wp14:anchorId="71C6FC10" wp14:editId="79C0E98B">
             <wp:extent cx="3792773" cy="2266122"/>
             <wp:effectExtent l="0" t="0" r="0" b="1270"/>
             <wp:docPr id="1301451779" name="Picture 1301451779"/>
@@ -8314,23 +8509,25 @@
     </w:p>
     <w:p>
       <w:pPr>
-        <w:ind w:firstLine="422"/>
+        <w:ind w:firstLine="480"/>
         <w:jc w:val="center"/>
       </w:pPr>
       <w:r>
-        <w:t>图3.1 爱好者用例图</w:t>
-      </w:r>
-    </w:p>
-    <w:p>
-      <w:pPr>
-        <w:ind w:firstLine="480"/>
-      </w:pPr>
-      <w:r>
-        <w:t>爱好者角色不一定需要立即注册登录，但可以先通过首页、活动、视频、社</w:t>
-      </w:r>
-      <w:r>
-        <w:lastRenderedPageBreak/>
-        <w:t>交和商城等公开入口了解平台内容。该角色更多承担信息浏览和内容感知的作用，其行为路径体现了本系统</w:t>
+        <w:t>图</w:t>
+      </w:r>
+      <w:r>
+        <w:t xml:space="preserve">3.1 </w:t>
+      </w:r>
+      <w:r>
+        <w:t>爱好者用例图</w:t>
+      </w:r>
+    </w:p>
+    <w:p>
+      <w:pPr>
+        <w:ind w:firstLine="480"/>
+      </w:pPr>
+      <w:r>
+        <w:t>爱好者角色不一定需要立即注册登录，但可以先通过首页、活动、视频、社交和商城等公开入口了解平台内容。该角色更多承担信息浏览和内容感知的作用，其行为路径体现了本系统</w:t>
       </w:r>
       <w:r>
         <w:t>“</w:t>
@@ -8355,7 +8552,7 @@
           <w:noProof/>
         </w:rPr>
         <w:drawing>
-          <wp:inline distT="0" distB="0" distL="0" distR="0" wp14:anchorId="3D7E3DB1" wp14:editId="3D692643">
+          <wp:inline distT="0" distB="0" distL="0" distR="0" wp14:anchorId="78CC83E3" wp14:editId="58EC882F">
             <wp:extent cx="3657600" cy="2528515"/>
             <wp:effectExtent l="0" t="0" r="0" b="5715"/>
             <wp:docPr id="1301451780" name="Picture 1301451780"/>
@@ -8402,18 +8599,25 @@
     </w:p>
     <w:p>
       <w:pPr>
-        <w:ind w:firstLine="422"/>
+        <w:ind w:firstLine="480"/>
         <w:jc w:val="center"/>
       </w:pPr>
       <w:r>
-        <w:t>图3.2 普通用户用例图</w:t>
-      </w:r>
-    </w:p>
-    <w:p>
-      <w:pPr>
-        <w:ind w:firstLine="480"/>
-      </w:pPr>
-      <w:r>
+        <w:t>图</w:t>
+      </w:r>
+      <w:r>
+        <w:t xml:space="preserve">3.2 </w:t>
+      </w:r>
+      <w:r>
+        <w:t>普通用户用例图</w:t>
+      </w:r>
+    </w:p>
+    <w:p>
+      <w:pPr>
+        <w:ind w:firstLine="480"/>
+      </w:pPr>
+      <w:r>
+        <w:lastRenderedPageBreak/>
         <w:t>普通用户是平台中的核心交互角色。其典型行为包括账户登录、活动报名、视频互动、聊天室发言、商品下单以及个人中心资料维护等。这些操作贯穿了平台的主要业务闭环，也是后续系统实现与接口联调的重点内容。</w:t>
       </w:r>
     </w:p>
@@ -8427,7 +8631,7 @@
           <w:noProof/>
         </w:rPr>
         <w:drawing>
-          <wp:inline distT="0" distB="0" distL="0" distR="0" wp14:anchorId="4B6B826B" wp14:editId="26D267F0">
+          <wp:inline distT="0" distB="0" distL="0" distR="0" wp14:anchorId="0531627F" wp14:editId="529C596F">
             <wp:extent cx="3490623" cy="2472856"/>
             <wp:effectExtent l="0" t="0" r="0" b="3810"/>
             <wp:docPr id="1301451781" name="Picture 1301451781"/>
@@ -8474,11 +8678,17 @@
     </w:p>
     <w:p>
       <w:pPr>
-        <w:ind w:firstLine="422"/>
+        <w:ind w:firstLine="480"/>
         <w:jc w:val="center"/>
       </w:pPr>
       <w:r>
-        <w:t>图3.3 活动主办方用例图</w:t>
+        <w:t>图</w:t>
+      </w:r>
+      <w:r>
+        <w:t xml:space="preserve">3.3 </w:t>
+      </w:r>
+      <w:r>
+        <w:t>活动主办方用例图</w:t>
       </w:r>
     </w:p>
     <w:p>
@@ -8505,7 +8715,19 @@
         <w:ind w:firstLineChars="0" w:firstLine="0"/>
       </w:pPr>
       <w:r>
-        <w:t>在明确角色边界之后，还需要进一步分析系统中的关键业务流程。相比页面截图，流程图更适合表达“先做什么、后做什么、系统如何响应”的顺序关系，因此本节围绕活动报名、商品下单支付和视频互动三个典型场景展开说明。</w:t>
+        <w:t>在明确角色边界之后，还需要进一步分析系统中的关键业务流程。相比页面截图，流程图更适合表达</w:t>
+      </w:r>
+      <w:r>
+        <w:t>“</w:t>
+      </w:r>
+      <w:r>
+        <w:t>先做什么、后做什么、系统如何响应</w:t>
+      </w:r>
+      <w:r>
+        <w:t>”</w:t>
+      </w:r>
+      <w:r>
+        <w:t>的顺序关系，因此本节围绕活动报名、商品下单支付和视频互动三个典型场景展开说明。</w:t>
       </w:r>
     </w:p>
     <w:p>
@@ -8517,8 +8739,9 @@
         <w:rPr>
           <w:noProof/>
         </w:rPr>
+        <w:lastRenderedPageBreak/>
         <w:drawing>
-          <wp:inline distT="0" distB="0" distL="0" distR="0" wp14:anchorId="67E599B3" wp14:editId="6E4659D7">
+          <wp:inline distT="0" distB="0" distL="0" distR="0" wp14:anchorId="531FD31C" wp14:editId="06F2C692">
             <wp:extent cx="5577840" cy="3416427"/>
             <wp:effectExtent l="0" t="0" r="0" b="0"/>
             <wp:docPr id="1301451776" name="Picture 1301451776"/>
@@ -8533,7 +8756,7 @@
                     <pic:cNvPicPr/>
                   </pic:nvPicPr>
                   <pic:blipFill>
-                    <a:blip r:embed="rId25"/>
+                    <a:blip r:embed="rId18"/>
                     <a:stretch>
                       <a:fillRect/>
                     </a:stretch>
@@ -8556,23 +8779,25 @@
     </w:p>
     <w:p>
       <w:pPr>
-        <w:ind w:firstLine="422"/>
+        <w:ind w:firstLine="480"/>
         <w:jc w:val="center"/>
       </w:pPr>
       <w:r>
-        <w:t>图3.4 用户报名活动流程图</w:t>
-      </w:r>
-    </w:p>
-    <w:p>
-      <w:pPr>
-        <w:ind w:firstLine="480"/>
-      </w:pPr>
-      <w:r>
-        <w:t>活动报名流程体现了系统在业务操作前必须校验身份与业务状态的设计思</w:t>
-      </w:r>
-      <w:r>
-        <w:lastRenderedPageBreak/>
-        <w:t>路。用户只有在登录后，才能继续执行报名操作；而后端还需要进一步检查活动是否可报名、该用户是否已经报过名，从而确保报名数据的正确性与唯一性。</w:t>
+        <w:t>图</w:t>
+      </w:r>
+      <w:r>
+        <w:t xml:space="preserve">3.4 </w:t>
+      </w:r>
+      <w:r>
+        <w:t>用户报名活动流程图</w:t>
+      </w:r>
+    </w:p>
+    <w:p>
+      <w:pPr>
+        <w:ind w:firstLine="480"/>
+      </w:pPr>
+      <w:r>
+        <w:t>活动报名流程体现了系统在业务操作前必须校验身份与业务状态的设计思路。用户只有在登录后，才能继续执行报名操作；而后端还需要进一步检查活动是否可报名、该用户是否已经报过名，从而确保报名数据的正确性与唯一性。</w:t>
       </w:r>
     </w:p>
     <w:p>
@@ -8585,7 +8810,7 @@
           <w:noProof/>
         </w:rPr>
         <w:drawing>
-          <wp:inline distT="0" distB="0" distL="0" distR="0" wp14:anchorId="1BF189F0" wp14:editId="1C458758">
+          <wp:inline distT="0" distB="0" distL="0" distR="0" wp14:anchorId="2AB88A02" wp14:editId="049346B2">
             <wp:extent cx="5577840" cy="3416427"/>
             <wp:effectExtent l="0" t="0" r="0" b="0"/>
             <wp:docPr id="1301451777" name="Picture 1301451777"/>
@@ -8600,7 +8825,7 @@
                     <pic:cNvPicPr/>
                   </pic:nvPicPr>
                   <pic:blipFill>
-                    <a:blip r:embed="rId26"/>
+                    <a:blip r:embed="rId19"/>
                     <a:stretch>
                       <a:fillRect/>
                     </a:stretch>
@@ -8623,19 +8848,29 @@
     </w:p>
     <w:p>
       <w:pPr>
-        <w:ind w:firstLine="422"/>
+        <w:ind w:firstLine="480"/>
         <w:jc w:val="center"/>
       </w:pPr>
       <w:r>
-        <w:t>图3.5 用户下单支付流程图</w:t>
-      </w:r>
-    </w:p>
-    <w:p>
-      <w:pPr>
-        <w:ind w:firstLine="480"/>
-      </w:pPr>
-      <w:r>
-        <w:t>商城模块的关键流程集中体现在购物车、创建订单和模拟支付三个阶段。系统在创建订单时使用事务处理库存扣减与订单生成，可以避免演示过程中出现数据不一致的问题；而支付部分则通过更新订单状态来完成毕业设计场景下的业务闭环。</w:t>
+        <w:t>图</w:t>
+      </w:r>
+      <w:r>
+        <w:t xml:space="preserve">3.5 </w:t>
+      </w:r>
+      <w:r>
+        <w:t>用户下单支付流程图</w:t>
+      </w:r>
+    </w:p>
+    <w:p>
+      <w:pPr>
+        <w:ind w:firstLine="480"/>
+      </w:pPr>
+      <w:r>
+        <w:t>商城模块的关键流程集中体现在购物车、创建订单和模拟支付三个阶段。系统在创建订单时使用事务处理库存扣减与订单生成，可以避免演示过程中出现数</w:t>
+      </w:r>
+      <w:r>
+        <w:lastRenderedPageBreak/>
+        <w:t>据不一致的问题；而支付部分则通过更新订单状态来完成毕业设计场景下的业务闭环。</w:t>
       </w:r>
     </w:p>
     <w:p>
@@ -8648,7 +8883,7 @@
           <w:noProof/>
         </w:rPr>
         <w:drawing>
-          <wp:inline distT="0" distB="0" distL="0" distR="0" wp14:anchorId="3265F590" wp14:editId="0C8A70CE">
+          <wp:inline distT="0" distB="0" distL="0" distR="0" wp14:anchorId="210BD795" wp14:editId="5E5A3C74">
             <wp:extent cx="5577840" cy="3416427"/>
             <wp:effectExtent l="0" t="0" r="0" b="0"/>
             <wp:docPr id="1301451778" name="Picture 1301451778"/>
@@ -8663,7 +8898,7 @@
                     <pic:cNvPicPr/>
                   </pic:nvPicPr>
                   <pic:blipFill>
-                    <a:blip r:embed="rId27"/>
+                    <a:blip r:embed="rId20"/>
                     <a:stretch>
                       <a:fillRect/>
                     </a:stretch>
@@ -8686,11 +8921,17 @@
     </w:p>
     <w:p>
       <w:pPr>
-        <w:ind w:firstLine="422"/>
+        <w:ind w:firstLine="480"/>
         <w:jc w:val="center"/>
       </w:pPr>
       <w:r>
-        <w:t>图3.6 用户视频互动流程图</w:t>
+        <w:t>图</w:t>
+      </w:r>
+      <w:r>
+        <w:t xml:space="preserve">3.6 </w:t>
+      </w:r>
+      <w:r>
+        <w:t>用户视频互动流程图</w:t>
       </w:r>
     </w:p>
     <w:p>
@@ -8712,291 +8953,301 @@
     <w:p>
       <w:pPr>
         <w:pStyle w:val="1"/>
+      </w:pPr>
+      <w:r>
+        <w:t>第四章</w:t>
+      </w:r>
+      <w:r>
+        <w:t xml:space="preserve"> </w:t>
+      </w:r>
+      <w:r>
+        <w:t>系统实现</w:t>
+      </w:r>
+    </w:p>
+    <w:p>
+      <w:pPr>
+        <w:pStyle w:val="2"/>
+        <w:rPr>
+          <w:rFonts w:hint="eastAsia"/>
+        </w:rPr>
+      </w:pPr>
+      <w:r>
+        <w:t>4.1 系统开发环境搭建</w:t>
+      </w:r>
+    </w:p>
+    <w:p>
+      <w:pPr>
+        <w:ind w:firstLine="480"/>
+        <w:jc w:val="left"/>
+      </w:pPr>
+      <w:r>
+        <w:t>后端开发首先创建</w:t>
+      </w:r>
+      <w:proofErr w:type="gramStart"/>
+      <w:r>
+        <w:t>项目本地</w:t>
+      </w:r>
+      <w:proofErr w:type="gramEnd"/>
+      <w:r>
+        <w:t>Python</w:t>
+      </w:r>
+      <w:r>
+        <w:t>虚拟环境</w:t>
+      </w:r>
+      <w:r>
+        <w:t>.</w:t>
+      </w:r>
+      <w:proofErr w:type="spellStart"/>
+      <w:r>
+        <w:t>venv</w:t>
+      </w:r>
+      <w:proofErr w:type="spellEnd"/>
+      <w:r>
+        <w:t>，并在虚拟环境中安装</w:t>
+      </w:r>
+      <w:r>
+        <w:t>Django</w:t>
+      </w:r>
+      <w:r>
+        <w:t>和</w:t>
+      </w:r>
+      <w:r>
+        <w:t>Pillow</w:t>
+      </w:r>
+      <w:r>
+        <w:t>依赖。项目根目录包含</w:t>
+      </w:r>
+      <w:r>
+        <w:t>manage.py</w:t>
+      </w:r>
+      <w:r>
+        <w:t>和</w:t>
+      </w:r>
+      <w:r>
+        <w:t>config</w:t>
+      </w:r>
+      <w:r>
+        <w:t>配置目录，</w:t>
+      </w:r>
+      <w:r>
+        <w:t>config/settings.py</w:t>
+      </w:r>
+      <w:r>
+        <w:t>中配置</w:t>
+      </w:r>
+      <w:r>
+        <w:t>INSTALLED_APPS</w:t>
+      </w:r>
+      <w:r>
+        <w:t>、</w:t>
+      </w:r>
+      <w:r>
+        <w:t>MIDDLEWARE</w:t>
+      </w:r>
+      <w:r>
+        <w:t>、</w:t>
+      </w:r>
+      <w:r>
+        <w:t>DATABASES</w:t>
+      </w:r>
+      <w:r>
+        <w:t>、</w:t>
+      </w:r>
+      <w:r>
+        <w:t>AUTH_USER_MODEL</w:t>
+      </w:r>
+      <w:r>
+        <w:t>、</w:t>
+      </w:r>
+      <w:r>
+        <w:t>STATIC_URL</w:t>
+      </w:r>
+      <w:r>
+        <w:t>、</w:t>
+      </w:r>
+      <w:r>
+        <w:t>MEDIA_URL</w:t>
+      </w:r>
+      <w:r>
+        <w:t>和时区等内容。数据库使用</w:t>
+      </w:r>
+      <w:r>
+        <w:t>SQLite</w:t>
+      </w:r>
+      <w:r>
+        <w:t>，执行迁移后生成</w:t>
+      </w:r>
+      <w:r>
+        <w:t>db.sqlite3</w:t>
+      </w:r>
+      <w:r>
+        <w:t>文件。后端可通过</w:t>
+      </w:r>
+      <w:r>
+        <w:t xml:space="preserve">manage.py </w:t>
+      </w:r>
+      <w:proofErr w:type="spellStart"/>
+      <w:r>
+        <w:t>runserver</w:t>
+      </w:r>
+      <w:proofErr w:type="spellEnd"/>
+      <w:r>
+        <w:t>启动，默认运行在</w:t>
+      </w:r>
+      <w:r>
+        <w:t>http://127.0.0.1:8000</w:t>
+      </w:r>
+      <w:r>
+        <w:t>。</w:t>
+      </w:r>
+    </w:p>
+    <w:p>
+      <w:pPr>
+        <w:ind w:firstLine="480"/>
+        <w:jc w:val="left"/>
+      </w:pPr>
+      <w:r>
+        <w:t>前端位于</w:t>
+      </w:r>
+      <w:r>
+        <w:t>frontend</w:t>
+      </w:r>
+      <w:r>
+        <w:t>目录，使用</w:t>
+      </w:r>
+      <w:r>
+        <w:t>Vite</w:t>
+      </w:r>
+      <w:r>
+        <w:t>创建</w:t>
+      </w:r>
+      <w:r>
+        <w:t>React</w:t>
+      </w:r>
+      <w:r>
+        <w:t>项目。</w:t>
+      </w:r>
+      <w:proofErr w:type="spellStart"/>
+      <w:r>
+        <w:t>package.json</w:t>
+      </w:r>
+      <w:proofErr w:type="spellEnd"/>
+      <w:r>
+        <w:t>中定义</w:t>
+      </w:r>
+      <w:r>
+        <w:t>dev</w:t>
+      </w:r>
+      <w:r>
+        <w:t>和</w:t>
+      </w:r>
+      <w:r>
+        <w:t>build</w:t>
+      </w:r>
+      <w:r>
+        <w:t>脚本，依赖包括</w:t>
+      </w:r>
+      <w:r>
+        <w:t>react</w:t>
+      </w:r>
+      <w:r>
+        <w:t>、</w:t>
+      </w:r>
+      <w:r>
+        <w:t>react-</w:t>
+      </w:r>
+      <w:proofErr w:type="spellStart"/>
+      <w:r>
+        <w:t>dom</w:t>
+      </w:r>
+      <w:proofErr w:type="spellEnd"/>
+      <w:r>
+        <w:t>、</w:t>
+      </w:r>
+      <w:r>
+        <w:t>react-router-</w:t>
+      </w:r>
+      <w:proofErr w:type="spellStart"/>
+      <w:r>
+        <w:t>dom</w:t>
+      </w:r>
+      <w:proofErr w:type="spellEnd"/>
+      <w:r>
+        <w:t>、</w:t>
+      </w:r>
+      <w:proofErr w:type="spellStart"/>
+      <w:r>
+        <w:t>vite</w:t>
+      </w:r>
+      <w:proofErr w:type="spellEnd"/>
+      <w:r>
+        <w:t>和</w:t>
+      </w:r>
+      <w:r>
+        <w:lastRenderedPageBreak/>
+        <w:t>@vitejs/plugin-react</w:t>
+      </w:r>
+      <w:r>
+        <w:t>。开发阶段通过</w:t>
+      </w:r>
+      <w:proofErr w:type="spellStart"/>
+      <w:r>
+        <w:t>npm</w:t>
+      </w:r>
+      <w:proofErr w:type="spellEnd"/>
+      <w:r>
+        <w:t xml:space="preserve"> run dev</w:t>
+      </w:r>
+      <w:r>
+        <w:t>启动前端服务，默认访问地址为</w:t>
+      </w:r>
+      <w:r>
+        <w:t>http://127.0.0.1:5173</w:t>
+      </w:r>
+      <w:r>
+        <w:t>。</w:t>
+      </w:r>
+      <w:r>
+        <w:t>Vite</w:t>
+      </w:r>
+      <w:r>
+        <w:t>代理将业务接口路径转发到后端，减少前端开发时的跨域配置成本。</w:t>
+      </w:r>
+    </w:p>
+    <w:p>
+      <w:pPr>
+        <w:pStyle w:val="2"/>
+        <w:ind w:firstLine="480"/>
+        <w:rPr>
+          <w:rFonts w:hint="eastAsia"/>
+        </w:rPr>
+      </w:pPr>
+      <w:r>
+        <w:t>4.2 系统总体结构与功能模块实现</w:t>
+      </w:r>
+    </w:p>
+    <w:p>
+      <w:pPr>
+        <w:ind w:firstLine="480"/>
+      </w:pPr>
+      <w:r>
+        <w:t>在完成系统分析之后，需要进一步说明平台的实现环境、总体结构以及各功能模块的页面实现情况。系统总体结构图用于展示平台从前端页面到后端业务应用、再到数据库存储之间的层次关系，而后续页面截图则用于说明主要功能模块的实现结果。</w:t>
+      </w:r>
+    </w:p>
+    <w:p>
+      <w:pPr>
         <w:ind w:firstLineChars="0" w:firstLine="0"/>
-      </w:pPr>
-      <w:r>
-        <w:t>第四章 系统实现</w:t>
-      </w:r>
-    </w:p>
-    <w:p>
-      <w:pPr>
-        <w:pStyle w:val="2"/>
-        <w:ind w:firstLineChars="0" w:firstLine="0"/>
-      </w:pPr>
-      <w:r>
-        <w:t>4.1 系统开发环境搭建</w:t>
-      </w:r>
-    </w:p>
-    <w:p>
-      <w:pPr>
-        <w:ind w:firstLine="480"/>
-        <w:jc w:val="left"/>
-      </w:pPr>
-      <w:r>
-        <w:t>后端开发首先创建</w:t>
-      </w:r>
-      <w:proofErr w:type="gramStart"/>
-      <w:r>
-        <w:t>项目本地</w:t>
-      </w:r>
-      <w:proofErr w:type="gramEnd"/>
-      <w:r>
-        <w:t>Python</w:t>
-      </w:r>
-      <w:r>
-        <w:t>虚拟环境</w:t>
-      </w:r>
-      <w:r>
-        <w:t>.</w:t>
-      </w:r>
-      <w:proofErr w:type="spellStart"/>
-      <w:r>
-        <w:t>venv</w:t>
-      </w:r>
-      <w:proofErr w:type="spellEnd"/>
-      <w:r>
-        <w:t>，并在虚拟环境中安装</w:t>
-      </w:r>
-      <w:r>
-        <w:t>Django</w:t>
-      </w:r>
-      <w:r>
-        <w:t>和</w:t>
-      </w:r>
-      <w:r>
-        <w:t>Pillow</w:t>
-      </w:r>
-      <w:r>
-        <w:t>依赖。项目根目录包含</w:t>
-      </w:r>
-      <w:r>
-        <w:t>manage.py</w:t>
-      </w:r>
-      <w:r>
-        <w:t>和</w:t>
-      </w:r>
-      <w:r>
-        <w:t>config</w:t>
-      </w:r>
-      <w:r>
-        <w:t>配置目录，</w:t>
-      </w:r>
-      <w:r>
-        <w:t>config/settings.py</w:t>
-      </w:r>
-      <w:r>
-        <w:t>中配置</w:t>
-      </w:r>
-      <w:r>
-        <w:t>INSTALLED_APPS</w:t>
-      </w:r>
-      <w:r>
-        <w:t>、</w:t>
-      </w:r>
-      <w:r>
-        <w:t>MIDDLEWARE</w:t>
-      </w:r>
-      <w:r>
-        <w:t>、</w:t>
-      </w:r>
-      <w:r>
-        <w:t>DATABASES</w:t>
-      </w:r>
-      <w:r>
-        <w:t>、</w:t>
-      </w:r>
-      <w:r>
-        <w:t>AUTH_USER_MODEL</w:t>
-      </w:r>
-      <w:r>
-        <w:t>、</w:t>
-      </w:r>
-      <w:r>
-        <w:t>STATIC_URL</w:t>
-      </w:r>
-      <w:r>
-        <w:t>、</w:t>
-      </w:r>
-      <w:r>
-        <w:t>MEDIA_URL</w:t>
-      </w:r>
-      <w:r>
-        <w:t>和时区等内容。数据库使用</w:t>
-      </w:r>
-      <w:r>
-        <w:t>SQLite</w:t>
-      </w:r>
-      <w:r>
-        <w:t>，执行迁移后生成</w:t>
-      </w:r>
-      <w:r>
-        <w:t>db.sqlite3</w:t>
-      </w:r>
-      <w:r>
-        <w:t>文件。后端可通过</w:t>
-      </w:r>
-      <w:r>
-        <w:t xml:space="preserve">manage.py </w:t>
-      </w:r>
-      <w:proofErr w:type="spellStart"/>
-      <w:r>
-        <w:t>runserver</w:t>
-      </w:r>
-      <w:proofErr w:type="spellEnd"/>
-      <w:r>
-        <w:t>启动，默认运行在</w:t>
-      </w:r>
-      <w:r>
-        <w:t>http://127.0.0.1:8000</w:t>
-      </w:r>
-      <w:r>
-        <w:t>。</w:t>
-      </w:r>
-    </w:p>
-    <w:p>
-      <w:pPr>
-        <w:ind w:firstLine="480"/>
-        <w:jc w:val="left"/>
-      </w:pPr>
-      <w:r>
-        <w:t>前端位于</w:t>
-      </w:r>
-      <w:r>
-        <w:t>frontend</w:t>
-      </w:r>
-      <w:r>
-        <w:t>目录，使用</w:t>
-      </w:r>
-      <w:r>
-        <w:t>Vite</w:t>
-      </w:r>
-      <w:r>
-        <w:t>创建</w:t>
-      </w:r>
-      <w:r>
-        <w:t>React</w:t>
-      </w:r>
-      <w:r>
-        <w:t>项目。</w:t>
-      </w:r>
-      <w:proofErr w:type="spellStart"/>
-      <w:r>
-        <w:t>package.json</w:t>
-      </w:r>
-      <w:proofErr w:type="spellEnd"/>
-      <w:r>
-        <w:t>中定义</w:t>
-      </w:r>
-      <w:r>
-        <w:t>dev</w:t>
-      </w:r>
-      <w:r>
-        <w:t>和</w:t>
-      </w:r>
-      <w:r>
-        <w:t>build</w:t>
-      </w:r>
-      <w:r>
-        <w:t>脚本，依赖包括</w:t>
-      </w:r>
-      <w:r>
-        <w:t>react</w:t>
-      </w:r>
-      <w:r>
-        <w:t>、</w:t>
-      </w:r>
-      <w:r>
-        <w:t>react-</w:t>
-      </w:r>
-      <w:proofErr w:type="spellStart"/>
-      <w:r>
-        <w:t>dom</w:t>
-      </w:r>
-      <w:proofErr w:type="spellEnd"/>
-      <w:r>
-        <w:t>、</w:t>
-      </w:r>
-      <w:r>
-        <w:t>react-router-</w:t>
-      </w:r>
-      <w:proofErr w:type="spellStart"/>
-      <w:r>
-        <w:t>dom</w:t>
-      </w:r>
-      <w:proofErr w:type="spellEnd"/>
-      <w:r>
-        <w:t>、</w:t>
-      </w:r>
-      <w:proofErr w:type="spellStart"/>
-      <w:r>
-        <w:t>vite</w:t>
-      </w:r>
-      <w:proofErr w:type="spellEnd"/>
-      <w:r>
-        <w:t>和</w:t>
-      </w:r>
-      <w:r>
-        <w:t>@vitejs/plugin-react</w:t>
-      </w:r>
-      <w:r>
-        <w:t>。开发阶段通过</w:t>
-      </w:r>
-      <w:proofErr w:type="spellStart"/>
-      <w:r>
-        <w:t>npm</w:t>
-      </w:r>
-      <w:proofErr w:type="spellEnd"/>
-      <w:r>
-        <w:t xml:space="preserve"> run dev</w:t>
-      </w:r>
-      <w:r>
-        <w:t>启动前端服务，默认访问地址为</w:t>
-      </w:r>
-      <w:r>
-        <w:t>http://127.0.0.1:5173</w:t>
-      </w:r>
-      <w:r>
-        <w:t>。</w:t>
-      </w:r>
-      <w:r>
-        <w:t>Vite</w:t>
-      </w:r>
-      <w:r>
-        <w:t>代理将业务接口路径转发到后端，减少前端开发时的跨域配置成本。</w:t>
-      </w:r>
-    </w:p>
-    <w:p>
-      <w:pPr>
-        <w:pStyle w:val="2"/>
-        <w:ind w:firstLine="480"/>
-      </w:pPr>
-      <w:r>
-        <w:t>4.2 系统总体结构与功能模块实现</w:t>
-      </w:r>
-    </w:p>
-    <w:p>
-      <w:pPr>
-        <w:ind w:firstLine="480"/>
-      </w:pPr>
-      <w:r>
-        <w:t>在完成系统分析之后，需要进一步说明平台的实现环境、总体结构以及各功能模块的页面实现情况。系统总体结构图用于展示平台从前端页面到后端业务应用、再到数据库存储之间的层次关系，而后续页面截图则用于说明主要功能模块的实现结果。</w:t>
-      </w:r>
-    </w:p>
-    <w:p>
-      <w:pPr>
-        <w:ind w:firstLine="480"/>
         <w:jc w:val="center"/>
       </w:pPr>
       <w:r>
         <w:rPr>
           <w:noProof/>
         </w:rPr>
-        <w:lastRenderedPageBreak/>
         <w:drawing>
-          <wp:inline distT="0" distB="0" distL="0" distR="0" wp14:anchorId="55070E1D" wp14:editId="0AB54A07">
-            <wp:extent cx="5577840" cy="3416427"/>
-            <wp:effectExtent l="0" t="0" r="0" b="0"/>
-            <wp:docPr id="1301451775" name="Picture 1301451775"/>
+          <wp:inline distT="0" distB="0" distL="0" distR="0" wp14:anchorId="44A94588" wp14:editId="326625AE">
+            <wp:extent cx="5463125" cy="2691441"/>
+            <wp:effectExtent l="0" t="0" r="4445" b="0"/>
+            <wp:docPr id="557862208" name="图片 2" descr="图片预览"/>
             <wp:cNvGraphicFramePr>
               <a:graphicFrameLocks xmlns:a="http://schemas.openxmlformats.org/drawingml/2006/main" noChangeAspect="1"/>
             </wp:cNvGraphicFramePr>
@@ -9004,23 +9255,36 @@
               <a:graphicData uri="http://schemas.openxmlformats.org/drawingml/2006/picture">
                 <pic:pic xmlns:pic="http://schemas.openxmlformats.org/drawingml/2006/picture">
                   <pic:nvPicPr>
-                    <pic:cNvPr id="0" name="image.png"/>
-                    <pic:cNvPicPr/>
+                    <pic:cNvPr id="0" name="Picture 3" descr="图片预览"/>
+                    <pic:cNvPicPr>
+                      <a:picLocks noChangeAspect="1" noChangeArrowheads="1"/>
+                    </pic:cNvPicPr>
                   </pic:nvPicPr>
                   <pic:blipFill>
-                    <a:blip r:embed="rId24"/>
+                    <a:blip r:embed="rId21" cstate="print">
+                      <a:extLst>
+                        <a:ext uri="{28A0092B-C50C-407E-A947-70E740481C1C}">
+                          <a14:useLocalDpi xmlns:a14="http://schemas.microsoft.com/office/drawing/2010/main" val="0"/>
+                        </a:ext>
+                      </a:extLst>
+                    </a:blip>
+                    <a:srcRect/>
                     <a:stretch>
                       <a:fillRect/>
                     </a:stretch>
                   </pic:blipFill>
-                  <pic:spPr>
+                  <pic:spPr bwMode="auto">
                     <a:xfrm>
                       <a:off x="0" y="0"/>
-                      <a:ext cx="5577840" cy="3416427"/>
+                      <a:ext cx="5466939" cy="2693320"/>
                     </a:xfrm>
                     <a:prstGeom prst="rect">
                       <a:avLst/>
                     </a:prstGeom>
+                    <a:noFill/>
+                    <a:ln>
+                      <a:noFill/>
+                    </a:ln>
                   </pic:spPr>
                 </pic:pic>
               </a:graphicData>
@@ -9031,11 +9295,17 @@
     </w:p>
     <w:p>
       <w:pPr>
-        <w:ind w:firstLine="422"/>
+        <w:ind w:firstLine="480"/>
         <w:jc w:val="center"/>
       </w:pPr>
       <w:r>
-        <w:t>图4.1 系统总体结构图</w:t>
+        <w:t>图</w:t>
+      </w:r>
+      <w:r>
+        <w:t xml:space="preserve">4.1 </w:t>
+      </w:r>
+      <w:r>
+        <w:t>系统总体结构图</w:t>
       </w:r>
     </w:p>
     <w:p>
@@ -9076,6 +9346,7 @@
         </w:rPr>
       </w:pPr>
       <w:r>
+        <w:lastRenderedPageBreak/>
         <w:t>4.2.1 用户认证与个人中心实现</w:t>
       </w:r>
     </w:p>
@@ -9089,7 +9360,7 @@
           <w:noProof/>
         </w:rPr>
         <w:drawing>
-          <wp:inline distT="0" distB="0" distL="0" distR="0" wp14:anchorId="53335CAD" wp14:editId="747735D5">
+          <wp:inline distT="0" distB="0" distL="0" distR="0" wp14:anchorId="54921695" wp14:editId="03792AA0">
             <wp:extent cx="5274310" cy="2733675"/>
             <wp:effectExtent l="0" t="0" r="2540" b="9525"/>
             <wp:docPr id="35308079" name="图片 1"/>
@@ -9106,7 +9377,7 @@
                     </pic:cNvPicPr>
                   </pic:nvPicPr>
                   <pic:blipFill>
-                    <a:blip r:embed="rId18"/>
+                    <a:blip r:embed="rId22"/>
                     <a:stretch>
                       <a:fillRect/>
                     </a:stretch>
@@ -9129,7 +9400,7 @@
     </w:p>
     <w:p>
       <w:pPr>
-        <w:ind w:firstLine="420"/>
+        <w:ind w:firstLine="480"/>
         <w:jc w:val="center"/>
         <w:rPr>
           <w:rFonts w:asciiTheme="minorEastAsia" w:eastAsiaTheme="minorEastAsia" w:hAnsiTheme="minorEastAsia" w:hint="eastAsia"/>
@@ -9137,7 +9408,13 @@
         </w:rPr>
       </w:pPr>
       <w:r>
-        <w:t>图4.2 用户登录与个人中心页面截图</w:t>
+        <w:t>图</w:t>
+      </w:r>
+      <w:r>
+        <w:t xml:space="preserve">4.2 </w:t>
+      </w:r>
+      <w:r>
+        <w:t>用户登录与个人中心页面截图</w:t>
       </w:r>
     </w:p>
     <w:p>
@@ -9252,6 +9529,7 @@
         </w:rPr>
       </w:pPr>
       <w:r>
+        <w:lastRenderedPageBreak/>
         <w:t>4.2.2 活动模块实现</w:t>
       </w:r>
     </w:p>
@@ -9265,7 +9543,7 @@
           <w:noProof/>
         </w:rPr>
         <w:drawing>
-          <wp:inline distT="0" distB="0" distL="0" distR="0" wp14:anchorId="1C59162E" wp14:editId="20B4A879">
+          <wp:inline distT="0" distB="0" distL="0" distR="0" wp14:anchorId="5A64DD18" wp14:editId="6A82B88F">
             <wp:extent cx="5528945" cy="4253865"/>
             <wp:effectExtent l="0" t="0" r="0" b="0"/>
             <wp:docPr id="54048806" name="图片 1"/>
@@ -9282,7 +9560,7 @@
                     </pic:cNvPicPr>
                   </pic:nvPicPr>
                   <pic:blipFill>
-                    <a:blip r:embed="rId19"/>
+                    <a:blip r:embed="rId23"/>
                     <a:stretch>
                       <a:fillRect/>
                     </a:stretch>
@@ -9305,14 +9583,20 @@
     </w:p>
     <w:p>
       <w:pPr>
-        <w:ind w:firstLine="420"/>
+        <w:ind w:firstLine="480"/>
         <w:jc w:val="center"/>
         <w:rPr>
           <w:bCs/>
         </w:rPr>
       </w:pPr>
       <w:r>
-        <w:t>图4.3 活动模块页面截图</w:t>
+        <w:t>图</w:t>
+      </w:r>
+      <w:r>
+        <w:t xml:space="preserve">4.3 </w:t>
+      </w:r>
+      <w:r>
+        <w:t>活动模块页面截图</w:t>
       </w:r>
     </w:p>
     <w:p>
@@ -9413,6 +9697,7 @@
         </w:rPr>
       </w:pPr>
       <w:r>
+        <w:lastRenderedPageBreak/>
         <w:t>4.2.3 视频模块实现</w:t>
       </w:r>
     </w:p>
@@ -9425,7 +9710,7 @@
           <w:noProof/>
         </w:rPr>
         <w:drawing>
-          <wp:inline distT="0" distB="0" distL="0" distR="0" wp14:anchorId="4DAFE18E" wp14:editId="6F6CD5E1">
+          <wp:inline distT="0" distB="0" distL="0" distR="0" wp14:anchorId="33EF33CC" wp14:editId="7AA2D785">
             <wp:extent cx="5274310" cy="4181475"/>
             <wp:effectExtent l="0" t="0" r="2540" b="9525"/>
             <wp:docPr id="881311676" name="图片 1"/>
@@ -9442,7 +9727,7 @@
                     </pic:cNvPicPr>
                   </pic:nvPicPr>
                   <pic:blipFill>
-                    <a:blip r:embed="rId20"/>
+                    <a:blip r:embed="rId24"/>
                     <a:stretch>
                       <a:fillRect/>
                     </a:stretch>
@@ -9465,7 +9750,7 @@
     </w:p>
     <w:p>
       <w:pPr>
-        <w:ind w:firstLine="420"/>
+        <w:ind w:firstLine="480"/>
         <w:jc w:val="center"/>
         <w:rPr>
           <w:rFonts w:ascii="宋体" w:hAnsi="宋体" w:hint="eastAsia"/>
@@ -9473,7 +9758,13 @@
         </w:rPr>
       </w:pPr>
       <w:r>
-        <w:t>图4.4 视频模块页面截图</w:t>
+        <w:t>图</w:t>
+      </w:r>
+      <w:r>
+        <w:t xml:space="preserve">4.4 </w:t>
+      </w:r>
+      <w:r>
+        <w:t>视频模块页面截图</w:t>
       </w:r>
     </w:p>
     <w:p>
@@ -9586,6 +9877,7 @@
         </w:rPr>
       </w:pPr>
       <w:r>
+        <w:lastRenderedPageBreak/>
         <w:t>4.2.4 社交聊天室实现</w:t>
       </w:r>
     </w:p>
@@ -9599,7 +9891,7 @@
           <w:noProof/>
         </w:rPr>
         <w:drawing>
-          <wp:inline distT="0" distB="0" distL="0" distR="0" wp14:anchorId="3D561C03" wp14:editId="2B7D81EC">
+          <wp:inline distT="0" distB="0" distL="0" distR="0" wp14:anchorId="54331548" wp14:editId="46C450AF">
             <wp:extent cx="5274310" cy="3670300"/>
             <wp:effectExtent l="0" t="0" r="2540" b="6350"/>
             <wp:docPr id="768782297" name="图片 1"/>
@@ -9616,7 +9908,7 @@
                     </pic:cNvPicPr>
                   </pic:nvPicPr>
                   <pic:blipFill>
-                    <a:blip r:embed="rId21"/>
+                    <a:blip r:embed="rId25"/>
                     <a:stretch>
                       <a:fillRect/>
                     </a:stretch>
@@ -9639,14 +9931,20 @@
     </w:p>
     <w:p>
       <w:pPr>
-        <w:ind w:firstLine="420"/>
+        <w:ind w:firstLine="480"/>
         <w:jc w:val="center"/>
         <w:rPr>
           <w:bCs/>
         </w:rPr>
       </w:pPr>
       <w:r>
-        <w:t>图4.5 社交聊天室页面截图</w:t>
+        <w:t>图</w:t>
+      </w:r>
+      <w:r>
+        <w:t xml:space="preserve">4.5 </w:t>
+      </w:r>
+      <w:r>
+        <w:t>社交聊天室页面截图</w:t>
       </w:r>
     </w:p>
     <w:p>
@@ -9751,7 +10049,7 @@
         </w:rPr>
         <w:lastRenderedPageBreak/>
         <w:drawing>
-          <wp:inline distT="0" distB="0" distL="0" distR="0" wp14:anchorId="08EE049E" wp14:editId="2E33D89F">
+          <wp:inline distT="0" distB="0" distL="0" distR="0" wp14:anchorId="74582821" wp14:editId="75088307">
             <wp:extent cx="5274310" cy="3916045"/>
             <wp:effectExtent l="0" t="0" r="2540" b="8255"/>
             <wp:docPr id="1259624637" name="图片 1"/>
@@ -9768,7 +10066,7 @@
                     </pic:cNvPicPr>
                   </pic:nvPicPr>
                   <pic:blipFill>
-                    <a:blip r:embed="rId22"/>
+                    <a:blip r:embed="rId26"/>
                     <a:stretch>
                       <a:fillRect/>
                     </a:stretch>
@@ -9791,7 +10089,7 @@
     </w:p>
     <w:p>
       <w:pPr>
-        <w:ind w:firstLine="420"/>
+        <w:ind w:firstLine="480"/>
         <w:jc w:val="center"/>
         <w:rPr>
           <w:rFonts w:ascii="宋体" w:hAnsi="宋体" w:hint="eastAsia"/>
@@ -9799,7 +10097,13 @@
         </w:rPr>
       </w:pPr>
       <w:r>
-        <w:t>图4.6 商城模块页面截图</w:t>
+        <w:t>图</w:t>
+      </w:r>
+      <w:r>
+        <w:t xml:space="preserve">4.6 </w:t>
+      </w:r>
+      <w:r>
+        <w:t>商城模块页面截图</w:t>
       </w:r>
     </w:p>
     <w:p>
@@ -9932,6 +10236,7 @@
         </w:rPr>
       </w:pPr>
       <w:r>
+        <w:lastRenderedPageBreak/>
         <w:t>4.2.6 首页与整体交互实现</w:t>
       </w:r>
     </w:p>
@@ -9945,7 +10250,7 @@
           <w:noProof/>
         </w:rPr>
         <w:drawing>
-          <wp:inline distT="0" distB="0" distL="0" distR="0" wp14:anchorId="160A2095" wp14:editId="1D90BF49">
+          <wp:inline distT="0" distB="0" distL="0" distR="0" wp14:anchorId="6297AC49" wp14:editId="6FB95963">
             <wp:extent cx="5274310" cy="3353435"/>
             <wp:effectExtent l="0" t="0" r="2540" b="0"/>
             <wp:docPr id="1301451771" name="图片 1"/>
@@ -9962,7 +10267,7 @@
                     </pic:cNvPicPr>
                   </pic:nvPicPr>
                   <pic:blipFill>
-                    <a:blip r:embed="rId23"/>
+                    <a:blip r:embed="rId27"/>
                     <a:stretch>
                       <a:fillRect/>
                     </a:stretch>
@@ -9985,14 +10290,20 @@
     </w:p>
     <w:p>
       <w:pPr>
-        <w:ind w:firstLine="420"/>
+        <w:ind w:firstLine="480"/>
         <w:jc w:val="center"/>
         <w:rPr>
           <w:bCs/>
         </w:rPr>
       </w:pPr>
       <w:r>
-        <w:t>图4.7 首页整体交互页面截图</w:t>
+        <w:t>图</w:t>
+      </w:r>
+      <w:r>
+        <w:t xml:space="preserve">4.7 </w:t>
+      </w:r>
+      <w:r>
+        <w:t>首页整体交互页面截图</w:t>
       </w:r>
     </w:p>
     <w:p>
@@ -10051,7 +10362,13 @@
         <w:jc w:val="center"/>
       </w:pPr>
       <w:r>
-        <w:t>表4.1 前后端主要接口联调表</w:t>
+        <w:t>表</w:t>
+      </w:r>
+      <w:r>
+        <w:t xml:space="preserve">4.1 </w:t>
+      </w:r>
+      <w:r>
+        <w:t>前后端主要接口联调表</w:t>
       </w:r>
     </w:p>
     <w:tbl>
@@ -10321,6 +10638,7 @@
               <w:jc w:val="left"/>
             </w:pPr>
             <w:r>
+              <w:lastRenderedPageBreak/>
               <w:t>社交</w:t>
             </w:r>
           </w:p>
@@ -10511,7 +10829,13 @@
         <w:ind w:firstLine="480"/>
       </w:pPr>
       <w:r>
-        <w:t>第五章 系统测试</w:t>
+        <w:t>第五章</w:t>
+      </w:r>
+      <w:r>
+        <w:t xml:space="preserve"> </w:t>
+      </w:r>
+      <w:r>
+        <w:t>系统测试</w:t>
       </w:r>
     </w:p>
     <w:p>
@@ -10522,7 +10846,84 @@
         </w:rPr>
       </w:pPr>
       <w:r>
-        <w:t>5.1 功能测试</w:t>
+        <w:t>5.1 测试环境与方法</w:t>
+      </w:r>
+    </w:p>
+    <w:p>
+      <w:pPr>
+        <w:ind w:firstLine="480"/>
+      </w:pPr>
+      <w:r>
+        <w:t>由于本系统采用前后端分离结构，测试过程中还需要关注接口返回和页面状态是否保持一致。例如活动报名成功后，页面中的报名状态和人数应该刷新；视频评论提交后，评论列表应该能够看到新增内容；商城订单创建后，购物车项目应该被清空，订单记录中应出现对应明细。通过这些场景可以检查前端交互、后端接口和数据库写入是否形成闭环。</w:t>
+      </w:r>
+    </w:p>
+    <w:p>
+      <w:pPr>
+        <w:ind w:firstLine="480"/>
+      </w:pPr>
+      <w:r>
+        <w:t>测试方法以黑盒测试为主，重点从用户操作流程出发验证系统是否符合需求，而不是只检查某个函数内部实现。测试时按照</w:t>
+      </w:r>
+      <w:r>
+        <w:t>“</w:t>
+      </w:r>
+      <w:r>
+        <w:t>公开浏览、登录操作、异常输入、数据回显</w:t>
+      </w:r>
+      <w:r>
+        <w:t>”</w:t>
+      </w:r>
+      <w:r>
+        <w:t>的顺序进行：先确认未登录用户能够浏览首页、活动、视频、社交和商城公开内容，再登录测试账号执行报名、评论、发言、购物和资料修改等操作，随后故意输入空内容、重复报名、库存不足等异常场景，观察系统是否给出合理提示。</w:t>
+      </w:r>
+    </w:p>
+    <w:p>
+      <w:pPr>
+        <w:ind w:firstLine="480"/>
+      </w:pPr>
+      <w:r>
+        <w:t>本系统测试阶段主要在本地开发环境中完成。后端运行在</w:t>
+      </w:r>
+      <w:r>
+        <w:t>Windows</w:t>
+      </w:r>
+      <w:r>
+        <w:t>环境下的项目本地</w:t>
+      </w:r>
+      <w:r>
+        <w:t>Python</w:t>
+      </w:r>
+      <w:r>
+        <w:t>虚拟环境中，通过</w:t>
+      </w:r>
+      <w:r>
+        <w:t>Django</w:t>
+      </w:r>
+      <w:r>
+        <w:t>开发服务器提供接口服务；前端运行在</w:t>
+      </w:r>
+      <w:r>
+        <w:t>Vite</w:t>
+      </w:r>
+      <w:r>
+        <w:t>开发服务器中，通过浏览器访问页面并触发业务操作；数据库使用</w:t>
+      </w:r>
+      <w:r>
+        <w:t>SQLite</w:t>
+      </w:r>
+      <w:r>
+        <w:t>保存用户、活动、视频、社交消息、商品、购物车和订单等数据。测试前先执行数据库迁移和演示数据初始化命令，保证系统中存在可用于展示的用户账号、活动数据、视频作品、聊天室和商城商品。</w:t>
+      </w:r>
+    </w:p>
+    <w:p>
+      <w:pPr>
+        <w:pStyle w:val="2"/>
+        <w:rPr>
+          <w:rFonts w:hint="eastAsia"/>
+        </w:rPr>
+      </w:pPr>
+      <w:r>
+        <w:t>5.2 功能测试</w:t>
       </w:r>
     </w:p>
     <w:p>
@@ -10531,7 +10932,13 @@
         <w:jc w:val="center"/>
       </w:pPr>
       <w:r>
-        <w:t>表5.1 系统功能测试结果表</w:t>
+        <w:t>表</w:t>
+      </w:r>
+      <w:r>
+        <w:t xml:space="preserve">5.1 </w:t>
+      </w:r>
+      <w:r>
+        <w:t>系统功能测试结果表</w:t>
       </w:r>
     </w:p>
     <w:tbl>
@@ -10560,6 +10967,7 @@
               <w:ind w:firstLineChars="0" w:firstLine="0"/>
             </w:pPr>
             <w:r>
+              <w:lastRenderedPageBreak/>
               <w:t>测试编号</w:t>
             </w:r>
           </w:p>
@@ -10618,7 +11026,6 @@
               <w:jc w:val="left"/>
             </w:pPr>
             <w:r>
-              <w:lastRenderedPageBreak/>
               <w:t>T01</w:t>
             </w:r>
           </w:p>
@@ -11418,67 +11825,7 @@
         <w:jc w:val="left"/>
       </w:pPr>
       <w:r>
-        <w:t>系统测试主要使用黑盒测试法，从用户操作的角度来检验各个模块是否符合预期。测试的重点就是正常的流程是否可以完成，异常的输入有没有提示，没有登录权限的访问是否被拦截，重复的操作是否被限制，数据是否正确更新。测试环境为本地</w:t>
-      </w:r>
-      <w:r>
-        <w:t>Django</w:t>
-      </w:r>
-      <w:r>
-        <w:t>后端、</w:t>
-      </w:r>
-      <w:r>
-        <w:t>React</w:t>
-      </w:r>
-      <w:r>
-        <w:t>前端和</w:t>
-      </w:r>
-      <w:r>
-        <w:t>SQLite</w:t>
-      </w:r>
-      <w:r>
-        <w:t>数据库。</w:t>
-      </w:r>
-    </w:p>
-    <w:p>
-      <w:pPr>
-        <w:ind w:firstLine="480"/>
-        <w:jc w:val="left"/>
-      </w:pPr>
-      <w:r>
-        <w:t>从测试结果可以看出，系统主要功能可以按照设计要求正常工作。目前视频发布只填写视频地址或者文件路径，并没有实现浏览器</w:t>
-      </w:r>
-      <w:proofErr w:type="gramStart"/>
-      <w:r>
-        <w:t>端真实</w:t>
-      </w:r>
-      <w:proofErr w:type="gramEnd"/>
-      <w:r>
-        <w:t>的文件大文件上传；聊天室使用普通的</w:t>
-      </w:r>
-      <w:r>
-        <w:t>HTTP</w:t>
-      </w:r>
-      <w:r>
-        <w:t>接口而不是</w:t>
-      </w:r>
-      <w:r>
-        <w:t>WebSocket</w:t>
-      </w:r>
-      <w:r>
-        <w:t>，所以实时性还有待提高；支付</w:t>
-      </w:r>
-      <w:r>
-        <w:lastRenderedPageBreak/>
-        <w:t>为模拟流程，不涉及真实的第三方支付平台。</w:t>
-      </w:r>
-    </w:p>
-    <w:p>
-      <w:pPr>
-        <w:pStyle w:val="1"/>
-        <w:spacing w:before="0" w:after="0"/>
-      </w:pPr>
-      <w:r>
-        <w:t>第六章 总结与反思</w:t>
+        <w:t>从功能测试表可以看出，系统围绕用户、活动、视频、社交、商城和个人中心等模块设计了多组测试用例。测试内容既包含正常流程，例如访问首页、注册登录、发布活动、报名活动、发布评论、加入购物车、创建订单和模拟支付，也包含异常流程，例如未登录发布活动、重复报名同一活动、重复收藏同一视频等。通过这些用例，可以较全面地覆盖平台的主要业务路径。</w:t>
       </w:r>
     </w:p>
     <w:p>
@@ -11489,7 +11836,8 @@
         </w:rPr>
       </w:pPr>
       <w:r>
-        <w:t>6.1 总结</w:t>
+        <w:lastRenderedPageBreak/>
+        <w:t>5.3 测试结果分析</w:t>
       </w:r>
     </w:p>
     <w:p>
@@ -11498,78 +11846,78 @@
         <w:jc w:val="left"/>
       </w:pPr>
       <w:r>
-        <w:t>本文</w:t>
-      </w:r>
-      <w:proofErr w:type="gramStart"/>
-      <w:r>
-        <w:t>就街舞领域</w:t>
-      </w:r>
-      <w:proofErr w:type="gramEnd"/>
-      <w:r>
-        <w:t>信息分散、活动报名困难、作品互动与社群交流缺少统一入口等状况，创建起以</w:t>
-      </w:r>
-      <w:r>
-        <w:t>JavaScript</w:t>
-      </w:r>
-      <w:r>
-        <w:t>为依托的街</w:t>
-      </w:r>
-      <w:proofErr w:type="gramStart"/>
-      <w:r>
-        <w:t>舞信息</w:t>
-      </w:r>
-      <w:proofErr w:type="gramEnd"/>
-      <w:r>
-        <w:t>共享平台。使用</w:t>
-      </w:r>
-      <w:proofErr w:type="spellStart"/>
-      <w:r>
-        <w:t>React+Vite</w:t>
-      </w:r>
-      <w:proofErr w:type="spellEnd"/>
-      <w:r>
-        <w:t>作为前端框架、</w:t>
-      </w:r>
-      <w:r>
-        <w:t>Django</w:t>
-      </w:r>
-      <w:r>
-        <w:t>作为后端技术、</w:t>
-      </w:r>
-      <w:r>
-        <w:t>SQLite</w:t>
-      </w:r>
-      <w:r>
-        <w:t>数据库来存储数据的一种方式建立用户管理、活动管理、视频管理、社交互动、商城购物、个人主页等功能模块。经过系统实现之后，用户可以进行注册登录、活动发布报名、视频发布互动、聊天室交流、商城下单以及个人行为数据查看等一系列的操作。</w:t>
-      </w:r>
-    </w:p>
-    <w:p>
-      <w:pPr>
-        <w:ind w:firstLine="480"/>
-        <w:jc w:val="left"/>
-      </w:pPr>
-      <w:r>
-        <w:t>前端用组件化页面组织提高了代码的可维护性，后端用</w:t>
-      </w:r>
-      <w:r>
-        <w:t>Django</w:t>
-      </w:r>
-      <w:r>
-        <w:t>应用拆分明确了模块边界，数据库用</w:t>
-      </w:r>
-      <w:r>
-        <w:t>ORM</w:t>
-      </w:r>
-      <w:r>
-        <w:t>模型描述实体和关系。系统也给出了演示数据初始化命令，可以方便地用于答辩以及功能的展示。本系统达到了毕业设计原型系统预期的目标，可以较为完整的展示出街</w:t>
-      </w:r>
-      <w:proofErr w:type="gramStart"/>
-      <w:r>
-        <w:t>舞信息</w:t>
-      </w:r>
-      <w:proofErr w:type="gramEnd"/>
-      <w:r>
-        <w:t>共享平台的业务流程。</w:t>
+        <w:t>从测试结果可以看出，系统主要功能可以按照设计要求正常工作。用户模块能够完成注册、登录、退出和资料维护，活动模块能够完成列表展示、发布、报名、签到和收藏，视频模块能够完成作品展示、点赞、收藏和评论，社交模块能够完成聊天室分类展示和消息发送，商城模块能够完成商品浏览、购物车、订单创建和模拟支付。各模块之间虽然业务侧重点不同，但都能围绕用户登录状态和数据库记录形成较完整的交互过程。</w:t>
+      </w:r>
+    </w:p>
+    <w:p>
+      <w:pPr>
+        <w:ind w:firstLine="480"/>
+      </w:pPr>
+      <w:r>
+        <w:t>在权限控制方面，系统对需要个人身份的操作进行了拦截。未登录用户可以浏览公开内容，但不能发布活动、报名活动、发表评论、发送聊天室消息、加入购物车、创建订单或查看个人中心。当用户触发这些操作时，前端会根据接口返回结果显示提示，引导用户先登录。该测试结果说明系统符合</w:t>
+      </w:r>
+      <w:r>
+        <w:t>“</w:t>
+      </w:r>
+      <w:r>
+        <w:t>不强制登录浏览，关键操作要求登录</w:t>
+      </w:r>
+      <w:r>
+        <w:t>”</w:t>
+      </w:r>
+      <w:r>
+        <w:t>的需求设定，也符合街舞信息平台降低访问门槛的设计思路。</w:t>
+      </w:r>
+    </w:p>
+    <w:p>
+      <w:pPr>
+        <w:ind w:firstLine="480"/>
+      </w:pPr>
+      <w:r>
+        <w:t>在数据一致性方面，系统能够对重复报名、重复收藏、空内容提交和库存不足等情况进行处理。活动报名表和收藏表通过业务判断与唯一约束避免重复数据；商城订单创建时使用事务处理库存扣减、订单生成和购物车清空，降低了演示过程中出现库存和订单不一致的可能性。虽然本系统还没有引入高并发压力测试，但从毕业设计原型系统的使用规模来看，现有处理方式可以支撑完整功能演示。</w:t>
+      </w:r>
+    </w:p>
+    <w:p>
+      <w:pPr>
+        <w:ind w:firstLine="480"/>
+      </w:pPr>
+      <w:r>
+        <w:t>在页面交互方面，测试重点关注用户操作之后页面是否及时更新。活动报名成功后，报名状态会在页面中体现；视频评论提交后，详情区域能够显示新的评论内容；商城订单支付后，订单状态会发生变化；个人中心能够统计用户发布、报名、收藏、关注和订单等信息。这些结果说明前端页面和后端接口之间已经完成基本联调，系统不是单纯的静态页面，而是能够通过真实接口读写数据库。</w:t>
+      </w:r>
+    </w:p>
+    <w:p>
+      <w:pPr>
+        <w:ind w:firstLine="480"/>
+      </w:pPr>
+      <w:r>
+        <w:t>系统仍然存在一些可以继续改进的测试点。第一，视频发布目前只填写视频地址或者文件路径，没有测试大文件上传、视频转码和封面截取。第二，聊天室使用普通</w:t>
+      </w:r>
+      <w:r>
+        <w:t>HTTP</w:t>
+      </w:r>
+      <w:r>
+        <w:t>接口保存和读取消息，没有进行</w:t>
+      </w:r>
+      <w:r>
+        <w:t>WebSocket</w:t>
+      </w:r>
+      <w:r>
+        <w:t>实时通信测试。第三，商城支付为模拟支付，没有接入第三方支付平台，因此没有涉及支付回调、退款和订单关闭等复杂场景。第四，系统主要在本地开发环境测试，还没有进行生产环境部署、安全扫描和大规模并发访问测试。这些不足也为后续系统优化提供了方向。</w:t>
+      </w:r>
+    </w:p>
+    <w:p>
+      <w:pPr>
+        <w:pStyle w:val="1"/>
+        <w:spacing w:before="0" w:after="0"/>
+      </w:pPr>
+      <w:r>
+        <w:t>第六章</w:t>
+      </w:r>
+      <w:r>
+        <w:t xml:space="preserve"> </w:t>
+      </w:r>
+      <w:r>
+        <w:t>总结与反思</w:t>
       </w:r>
     </w:p>
     <w:p>
@@ -11580,6 +11928,101 @@
         </w:rPr>
       </w:pPr>
       <w:r>
+        <w:t>6.1 总结</w:t>
+      </w:r>
+    </w:p>
+    <w:p>
+      <w:pPr>
+        <w:ind w:firstLine="480"/>
+        <w:jc w:val="left"/>
+      </w:pPr>
+      <w:r>
+        <w:t>本文</w:t>
+      </w:r>
+      <w:proofErr w:type="gramStart"/>
+      <w:r>
+        <w:t>就街舞领域</w:t>
+      </w:r>
+      <w:proofErr w:type="gramEnd"/>
+      <w:r>
+        <w:t>信息分散、活动报名困难、作品互动与社群交流缺少统一入口等状况，创建起以</w:t>
+      </w:r>
+      <w:r>
+        <w:t>JavaScript</w:t>
+      </w:r>
+      <w:r>
+        <w:t>为依托的街</w:t>
+      </w:r>
+      <w:proofErr w:type="gramStart"/>
+      <w:r>
+        <w:t>舞信息</w:t>
+      </w:r>
+      <w:proofErr w:type="gramEnd"/>
+      <w:r>
+        <w:t>共享平台。使用</w:t>
+      </w:r>
+      <w:proofErr w:type="spellStart"/>
+      <w:r>
+        <w:t>React+Vite</w:t>
+      </w:r>
+      <w:proofErr w:type="spellEnd"/>
+      <w:r>
+        <w:t>作为前端框架、</w:t>
+      </w:r>
+      <w:r>
+        <w:t>Django</w:t>
+      </w:r>
+      <w:r>
+        <w:t>作为后端技术、</w:t>
+      </w:r>
+      <w:r>
+        <w:t>SQLite</w:t>
+      </w:r>
+      <w:r>
+        <w:t>数据库来存储数据的一种方式建立</w:t>
+      </w:r>
+      <w:r>
+        <w:lastRenderedPageBreak/>
+        <w:t>用户管理、活动管理、视频管理、社交互动、商城购物、个人主页等功能模块。经过系统实现之后，用户可以进行注册登录、活动发布报名、视频发布互动、聊天室交流、商城下单以及个人行为数据查看等一系列的操作。</w:t>
+      </w:r>
+    </w:p>
+    <w:p>
+      <w:pPr>
+        <w:ind w:firstLine="480"/>
+        <w:jc w:val="left"/>
+      </w:pPr>
+      <w:r>
+        <w:t>前端用组件化页面组织提高了代码的可维护性，后端用</w:t>
+      </w:r>
+      <w:r>
+        <w:t>Django</w:t>
+      </w:r>
+      <w:r>
+        <w:t>应用拆分明确了模块边界，数据库用</w:t>
+      </w:r>
+      <w:r>
+        <w:t>ORM</w:t>
+      </w:r>
+      <w:r>
+        <w:t>模型描述实体和关系。系统也给出了演示数据初始化命令，可以方便地用于答辩以及功能的展示。本系统达到了毕业设计原型系统预期的目标，可以较为完整的展示出街</w:t>
+      </w:r>
+      <w:proofErr w:type="gramStart"/>
+      <w:r>
+        <w:t>舞信息</w:t>
+      </w:r>
+      <w:proofErr w:type="gramEnd"/>
+      <w:r>
+        <w:t>共享平台的业务流程。</w:t>
+      </w:r>
+    </w:p>
+    <w:p>
+      <w:pPr>
+        <w:pStyle w:val="2"/>
+        <w:rPr>
+          <w:rFonts w:hint="eastAsia"/>
+        </w:rPr>
+      </w:pPr>
+      <w:r>
         <w:t>6.2 反思</w:t>
       </w:r>
     </w:p>
@@ -11673,12 +12116,12 @@
         <w:pStyle w:val="1"/>
         <w:spacing w:before="0" w:after="0"/>
       </w:pPr>
-      <w:bookmarkStart w:id="43" w:name="_Toc227929762"/>
+      <w:bookmarkStart w:id="24" w:name="_Toc227929762"/>
       <w:r>
         <w:lastRenderedPageBreak/>
         <w:t>结束语</w:t>
       </w:r>
-      <w:bookmarkEnd w:id="43"/>
+      <w:bookmarkEnd w:id="24"/>
     </w:p>
     <w:p>
       <w:pPr>
@@ -11753,12 +12196,12 @@
         <w:pStyle w:val="1"/>
         <w:spacing w:before="0" w:after="0"/>
       </w:pPr>
-      <w:bookmarkStart w:id="44" w:name="_Toc227929763"/>
+      <w:bookmarkStart w:id="25" w:name="_Toc227929763"/>
       <w:r>
         <w:lastRenderedPageBreak/>
         <w:t>致谢</w:t>
       </w:r>
-      <w:bookmarkEnd w:id="44"/>
+      <w:bookmarkEnd w:id="25"/>
     </w:p>
     <w:p>
       <w:pPr>
@@ -11792,11 +12235,11 @@
         <w:spacing w:before="0" w:after="0"/>
         <w:jc w:val="left"/>
       </w:pPr>
-      <w:bookmarkStart w:id="45" w:name="_Toc227929764"/>
+      <w:bookmarkStart w:id="26" w:name="_Toc227929764"/>
       <w:r>
         <w:t>参考文献</w:t>
       </w:r>
-      <w:bookmarkEnd w:id="45"/>
+      <w:bookmarkEnd w:id="26"/>
     </w:p>
     <w:p>
       <w:pPr>
@@ -12466,7 +12909,7 @@
         <w:spacing w:before="0" w:after="0"/>
         <w:jc w:val="left"/>
       </w:pPr>
-      <w:bookmarkStart w:id="46" w:name="_Toc227929765"/>
+      <w:bookmarkStart w:id="27" w:name="_Toc227929765"/>
       <w:r>
         <w:rPr>
           <w:sz w:val="32"/>
@@ -12474,7 +12917,7 @@
         <w:lastRenderedPageBreak/>
         <w:t>附录</w:t>
       </w:r>
-      <w:bookmarkEnd w:id="46"/>
+      <w:bookmarkEnd w:id="27"/>
     </w:p>
     <w:p>
       <w:pPr>
@@ -12995,7 +13438,7 @@
         <w:pStyle w:val="1"/>
         <w:spacing w:before="0" w:after="0"/>
       </w:pPr>
-      <w:bookmarkStart w:id="47" w:name="_Toc227929766"/>
+      <w:bookmarkStart w:id="28" w:name="_Toc227929766"/>
       <w:r>
         <w:lastRenderedPageBreak/>
         <w:t>第一章</w:t>
@@ -13006,7 +13449,7 @@
       <w:r>
         <w:t>代码展示</w:t>
       </w:r>
-      <w:bookmarkEnd w:id="47"/>
+      <w:bookmarkEnd w:id="28"/>
     </w:p>
     <w:p>
       <w:pPr>
@@ -13015,7 +13458,7 @@
           <w:rFonts w:hint="eastAsia"/>
         </w:rPr>
       </w:pPr>
-      <w:bookmarkStart w:id="48" w:name="_Toc227929767"/>
+      <w:bookmarkStart w:id="29" w:name="_Toc227929767"/>
       <w:r>
         <w:t xml:space="preserve">1.1 </w:t>
       </w:r>
@@ -13027,7 +13470,7 @@
       <w:r>
         <w:t>路由与页面入口代码</w:t>
       </w:r>
-      <w:bookmarkEnd w:id="48"/>
+      <w:bookmarkEnd w:id="29"/>
     </w:p>
     <w:p>
       <w:pPr>
@@ -14983,11 +15426,11 @@
           <w:rFonts w:hint="eastAsia"/>
         </w:rPr>
       </w:pPr>
-      <w:bookmarkStart w:id="49" w:name="_Toc227929768"/>
+      <w:bookmarkStart w:id="30" w:name="_Toc227929768"/>
       <w:r>
         <w:t>1.2 首页数据加载与平台介绍代码</w:t>
       </w:r>
-      <w:bookmarkEnd w:id="49"/>
+      <w:bookmarkEnd w:id="30"/>
     </w:p>
     <w:p>
       <w:pPr>
@@ -16195,11 +16638,11 @@
           <w:rFonts w:hint="eastAsia"/>
         </w:rPr>
       </w:pPr>
-      <w:bookmarkStart w:id="50" w:name="_Toc227929769"/>
+      <w:bookmarkStart w:id="31" w:name="_Toc227929769"/>
       <w:r>
         <w:t>1.3 活动模块前端页面代码</w:t>
       </w:r>
-      <w:bookmarkEnd w:id="50"/>
+      <w:bookmarkEnd w:id="31"/>
     </w:p>
     <w:p>
       <w:pPr>
@@ -17866,11 +18309,11 @@
           <w:rFonts w:hint="eastAsia"/>
         </w:rPr>
       </w:pPr>
-      <w:bookmarkStart w:id="51" w:name="_Toc227929770"/>
+      <w:bookmarkStart w:id="32" w:name="_Toc227929770"/>
       <w:r>
         <w:t>1.4 商城模块前端页面代码</w:t>
       </w:r>
-      <w:bookmarkEnd w:id="51"/>
+      <w:bookmarkEnd w:id="32"/>
     </w:p>
     <w:p>
       <w:pPr>
@@ -20166,11 +20609,11 @@
           <w:rFonts w:hint="eastAsia"/>
         </w:rPr>
       </w:pPr>
-      <w:bookmarkStart w:id="52" w:name="_Toc227929771"/>
+      <w:bookmarkStart w:id="33" w:name="_Toc227929771"/>
       <w:r>
         <w:t>1.5 前端统一请求封装代码</w:t>
       </w:r>
-      <w:bookmarkEnd w:id="52"/>
+      <w:bookmarkEnd w:id="33"/>
     </w:p>
     <w:p>
       <w:pPr>
@@ -20589,11 +21032,11 @@
           <w:rFonts w:hint="eastAsia"/>
         </w:rPr>
       </w:pPr>
-      <w:bookmarkStart w:id="53" w:name="_Toc227929772"/>
+      <w:bookmarkStart w:id="34" w:name="_Toc227929772"/>
       <w:r>
         <w:t>1.6 Django 项目总路由配置代码</w:t>
       </w:r>
-      <w:bookmarkEnd w:id="53"/>
+      <w:bookmarkEnd w:id="34"/>
     </w:p>
     <w:p>
       <w:pPr>
@@ -21006,11 +21449,11 @@
           <w:rFonts w:hint="eastAsia"/>
         </w:rPr>
       </w:pPr>
-      <w:bookmarkStart w:id="54" w:name="_Toc227929773"/>
+      <w:bookmarkStart w:id="35" w:name="_Toc227929773"/>
       <w:r>
         <w:t>1.7 用户模块核心视图代码</w:t>
       </w:r>
-      <w:bookmarkEnd w:id="54"/>
+      <w:bookmarkEnd w:id="35"/>
     </w:p>
     <w:p>
       <w:pPr>
@@ -23552,11 +23995,11 @@
           <w:rFonts w:hint="eastAsia"/>
         </w:rPr>
       </w:pPr>
-      <w:bookmarkStart w:id="55" w:name="_Toc227929774"/>
+      <w:bookmarkStart w:id="36" w:name="_Toc227929774"/>
       <w:r>
         <w:t>1.8 活动模块核心视图代码</w:t>
       </w:r>
-      <w:bookmarkEnd w:id="55"/>
+      <w:bookmarkEnd w:id="36"/>
     </w:p>
     <w:p>
       <w:pPr>
@@ -23774,13 +24217,8 @@
       </w:r>
       <w:proofErr w:type="spellEnd"/>
       <w:r>
-        <w:t xml:space="preserve"> </w:t>
-      </w:r>
-      <w:proofErr w:type="spellStart"/>
-      <w:r>
-        <w:t>te</w:t>
-      </w:r>
-      <w:proofErr w:type="spellEnd"/>
+        <w:t xml:space="preserve"> te</w:t>
+      </w:r>
       <w:r>
         <w:t>：</w:t>
       </w:r>
@@ -26824,11 +27262,11 @@
           <w:rFonts w:hint="eastAsia"/>
         </w:rPr>
       </w:pPr>
-      <w:bookmarkStart w:id="56" w:name="_Toc227929775"/>
+      <w:bookmarkStart w:id="37" w:name="_Toc227929775"/>
       <w:r>
         <w:t>1.9 视频模块核心视图代码</w:t>
       </w:r>
-      <w:bookmarkEnd w:id="56"/>
+      <w:bookmarkEnd w:id="37"/>
     </w:p>
     <w:p>
       <w:pPr>
@@ -29723,11 +30161,11 @@
           <w:rFonts w:hint="eastAsia"/>
         </w:rPr>
       </w:pPr>
-      <w:bookmarkStart w:id="57" w:name="_Toc227929776"/>
+      <w:bookmarkStart w:id="38" w:name="_Toc227929776"/>
       <w:r>
         <w:t>1.10 社交模块核心视图代码</w:t>
       </w:r>
-      <w:bookmarkEnd w:id="57"/>
+      <w:bookmarkEnd w:id="38"/>
     </w:p>
     <w:p>
       <w:pPr>
@@ -31418,11 +31856,11 @@
           <w:rFonts w:hint="eastAsia"/>
         </w:rPr>
       </w:pPr>
-      <w:bookmarkStart w:id="58" w:name="_Toc227929777"/>
+      <w:bookmarkStart w:id="39" w:name="_Toc227929777"/>
       <w:r>
         <w:t>1.11 商城模块核心视图代码</w:t>
       </w:r>
-      <w:bookmarkEnd w:id="58"/>
+      <w:bookmarkEnd w:id="39"/>
     </w:p>
     <w:p>
       <w:pPr>
@@ -34470,11 +34908,11 @@
           <w:rFonts w:hint="eastAsia"/>
         </w:rPr>
       </w:pPr>
-      <w:bookmarkStart w:id="59" w:name="_Toc227929778"/>
+      <w:bookmarkStart w:id="40" w:name="_Toc227929778"/>
       <w:r>
         <w:t>1.12 用户数据模型代码</w:t>
       </w:r>
-      <w:bookmarkEnd w:id="59"/>
+      <w:bookmarkEnd w:id="40"/>
     </w:p>
     <w:p>
       <w:pPr>
@@ -35412,11 +35850,11 @@
           <w:rFonts w:hint="eastAsia"/>
         </w:rPr>
       </w:pPr>
-      <w:bookmarkStart w:id="60" w:name="_Toc227929779"/>
+      <w:bookmarkStart w:id="41" w:name="_Toc227929779"/>
       <w:r>
         <w:t>1.13 活动数据模型代码</w:t>
       </w:r>
-      <w:bookmarkEnd w:id="60"/>
+      <w:bookmarkEnd w:id="41"/>
     </w:p>
     <w:p>
       <w:pPr>
@@ -36472,11 +36910,11 @@
           <w:rFonts w:hint="eastAsia"/>
         </w:rPr>
       </w:pPr>
-      <w:bookmarkStart w:id="61" w:name="_Toc227929780"/>
+      <w:bookmarkStart w:id="42" w:name="_Toc227929780"/>
       <w:r>
         <w:t>1.14 视频数据模型代码</w:t>
       </w:r>
-      <w:bookmarkEnd w:id="61"/>
+      <w:bookmarkEnd w:id="42"/>
     </w:p>
     <w:p>
       <w:pPr>
@@ -37166,11 +37604,11 @@
           <w:rFonts w:hint="eastAsia"/>
         </w:rPr>
       </w:pPr>
-      <w:bookmarkStart w:id="62" w:name="_Toc227929781"/>
+      <w:bookmarkStart w:id="43" w:name="_Toc227929781"/>
       <w:r>
         <w:t>1.15 社交数据模型代码</w:t>
       </w:r>
-      <w:bookmarkEnd w:id="62"/>
+      <w:bookmarkEnd w:id="43"/>
     </w:p>
     <w:p>
       <w:pPr>
@@ -37883,11 +38321,11 @@
           <w:rFonts w:hint="eastAsia"/>
         </w:rPr>
       </w:pPr>
-      <w:bookmarkStart w:id="63" w:name="_Toc227929782"/>
+      <w:bookmarkStart w:id="44" w:name="_Toc227929782"/>
       <w:r>
         <w:t>1.16 商城数据模型代码</w:t>
       </w:r>
-      <w:bookmarkEnd w:id="63"/>
+      <w:bookmarkEnd w:id="44"/>
     </w:p>
     <w:p>
       <w:pPr>
@@ -39282,11 +39720,11 @@
           <w:rFonts w:hint="eastAsia"/>
         </w:rPr>
       </w:pPr>
-      <w:bookmarkStart w:id="64" w:name="_Toc227929783"/>
+      <w:bookmarkStart w:id="45" w:name="_Toc227929783"/>
       <w:r>
         <w:t>1.17 演示数据初始化命令代码</w:t>
       </w:r>
-      <w:bookmarkEnd w:id="64"/>
+      <w:bookmarkEnd w:id="45"/>
     </w:p>
     <w:p>
       <w:pPr>
@@ -42665,7 +43103,7 @@
         <w:pStyle w:val="1"/>
         <w:spacing w:before="0" w:after="0"/>
       </w:pPr>
-      <w:bookmarkStart w:id="65" w:name="_Toc227929784"/>
+      <w:bookmarkStart w:id="46" w:name="_Toc227929784"/>
       <w:r>
         <w:t>第二章</w:t>
       </w:r>
@@ -42675,7 +43113,7 @@
       <w:r>
         <w:t>运行说明与接口摘要</w:t>
       </w:r>
-      <w:bookmarkEnd w:id="65"/>
+      <w:bookmarkEnd w:id="46"/>
     </w:p>
     <w:p>
       <w:pPr>
@@ -42975,7 +43413,7 @@
       <mc:AlternateContent>
         <mc:Choice Requires="wps">
           <w:drawing>
-            <wp:anchor distT="0" distB="0" distL="114300" distR="114300" simplePos="0" relativeHeight="251659264" behindDoc="0" locked="0" layoutInCell="1" allowOverlap="1" wp14:anchorId="10289884" wp14:editId="006FB289">
+            <wp:anchor distT="0" distB="0" distL="114300" distR="114300" simplePos="0" relativeHeight="251659264" behindDoc="0" locked="0" layoutInCell="1" allowOverlap="1" wp14:anchorId="7E06A362" wp14:editId="5FB6F1F7">
               <wp:simplePos x="0" y="0"/>
               <wp:positionH relativeFrom="margin">
                 <wp:align>center</wp:align>
@@ -43055,7 +43493,7 @@
         </mc:Choice>
         <mc:Fallback>
           <w:pict>
-            <v:shapetype w14:anchorId="10289884" id="_x0000_t202" coordsize="21600,21600" o:spt="202" path="m,l,21600r21600,l21600,xe">
+            <v:shapetype w14:anchorId="7E06A362" id="_x0000_t202" coordsize="21600,21600" o:spt="202" path="m,l,21600r21600,l21600,xe">
               <v:stroke joinstyle="miter"/>
               <v:path gradientshapeok="t" o:connecttype="rect"/>
             </v:shapetype>
@@ -44013,10 +44451,6 @@
 </file>
 
 <file path=customXml/item1.xml><?xml version="1.0" encoding="utf-8"?>
-<b:Sources xmlns:b="http://schemas.openxmlformats.org/officeDocument/2006/bibliography" xmlns="http://schemas.openxmlformats.org/officeDocument/2006/bibliography" SelectedStyle="\APASixthEditionOfficeOnline.xsl" StyleName="APA" Version="6"/>
-</file>
-
-<file path=customXml/item2.xml><?xml version="1.0" encoding="utf-8"?>
 <s:customData xmlns="http://www.wps.cn/officeDocument/2013/wpsCustomData" xmlns:s="http://www.wps.cn/officeDocument/2013/wpsCustomData">
   <customSectProps>
     <customSectPr/>
@@ -44028,18 +44462,22 @@
 </s:customData>
 </file>
 
+<file path=customXml/item2.xml><?xml version="1.0" encoding="utf-8"?>
+<b:Sources xmlns:b="http://schemas.openxmlformats.org/officeDocument/2006/bibliography" xmlns="http://schemas.openxmlformats.org/officeDocument/2006/bibliography" SelectedStyle="\APASixthEditionOfficeOnline.xsl" StyleName="APA" Version="6"/>
+</file>
+
 <file path=customXml/itemProps1.xml><?xml version="1.0" encoding="utf-8"?>
+<ds:datastoreItem xmlns:ds="http://schemas.openxmlformats.org/officeDocument/2006/customXml" ds:itemID="{B1977F7D-205B-4081-913C-38D41E755F92}">
+  <ds:schemaRefs>
+    <ds:schemaRef ds:uri="http://www.wps.cn/officeDocument/2013/wpsCustomData"/>
+  </ds:schemaRefs>
+</ds:datastoreItem>
+</file>
+
+<file path=customXml/itemProps2.xml><?xml version="1.0" encoding="utf-8"?>
 <ds:datastoreItem xmlns:ds="http://schemas.openxmlformats.org/officeDocument/2006/customXml" ds:itemID="{426D32AC-12EE-4F8D-9E9F-517EB564E1F1}">
   <ds:schemaRefs>
     <ds:schemaRef ds:uri="http://schemas.openxmlformats.org/officeDocument/2006/bibliography"/>
   </ds:schemaRefs>
 </ds:datastoreItem>
-</file>
-
-<file path=customXml/itemProps2.xml><?xml version="1.0" encoding="utf-8"?>
-<ds:datastoreItem xmlns:ds="http://schemas.openxmlformats.org/officeDocument/2006/customXml" ds:itemID="{B1977F7D-205B-4081-913C-38D41E755F92}">
-  <ds:schemaRefs>
-    <ds:schemaRef ds:uri="http://www.wps.cn/officeDocument/2013/wpsCustomData"/>
-  </ds:schemaRefs>
-</ds:datastoreItem>
 </file>